--- a/docs/Yasir_Thesis_Chapters_1-6.docx
+++ b/docs/Yasir_Thesis_Chapters_1-6.docx
@@ -30160,6 +30160,62 @@
       </w:r>
     </w:p>
     <w:p>
+      <w:pPr/>
+      <w:r>
+        <w:t>Taken together, these five conditions give the access decision of the framework, which Equation (5.1) states: a request is allowed only when every condition holds at the time of the request. Conversely, the failure of any one condition is sufficient for refusal, as Equation (5.2) states, and the success of the other conditions cannot compensate for it.</w:t>
+      </w:r>
+    </w:p>
+    <w:p>
+      <w:pPr>
+        <w:keepLines/>
+        <w:tabs>
+          <w:tab w:val="center" w:pos="4564"/>
+          <w:tab w:val="right" w:pos="9128"/>
+        </w:tabs>
+        <w:spacing w:before="80" w:after="160"/>
+      </w:pPr>
+      <w:r>
+        <w:tab/>
+      </w:r>
+      <w:r>
+        <w:rPr>
+          <w:rFonts w:ascii="Cambria Math" w:eastAsia="Cambria Math" w:hAnsi="Cambria Math" w:cs="Cambria Math"/>
+          <w:sz w:val="21"/>
+          <w:szCs w:val="21"/>
+        </w:rPr>
+        <w:t>Decision(C, R, t) = ALLOW ⟺ VI(u) ∧ VA(C) ∧ VP(C, R) ∧ VT(C, t) ∧ VL(C).</w:t>
+      </w:r>
+      <w:r>
+        <w:tab/>
+        <w:t>(5.1)</w:t>
+      </w:r>
+    </w:p>
+    <w:p>
+      <w:pPr>
+        <w:keepLines/>
+        <w:tabs>
+          <w:tab w:val="center" w:pos="4564"/>
+          <w:tab w:val="right" w:pos="9128"/>
+        </w:tabs>
+        <w:spacing w:before="80" w:after="160"/>
+      </w:pPr>
+      <w:r>
+        <w:tab/>
+      </w:r>
+      <w:r>
+        <w:rPr>
+          <w:rFonts w:ascii="Cambria Math" w:eastAsia="Cambria Math" w:hAnsi="Cambria Math" w:cs="Cambria Math"/>
+          <w:sz w:val="21"/>
+          <w:szCs w:val="21"/>
+        </w:rPr>
+        <w:t>¬(VI ∧ VA ∧ VP ∧ VT ∧ VL) ⟹ Decision(C, R, t) = DENY.</w:t>
+      </w:r>
+      <w:r>
+        <w:tab/>
+        <w:t>(5.2)</w:t>
+      </w:r>
+    </w:p>
+    <w:p>
       <w:pPr>
         <w:keepNext/>
         <w:spacing w:before="160" w:after="60"/>
@@ -32324,7 +32380,7 @@
         <w:t xml:space="preserve">RO1 addresses RQ1 by developing a trust-aware consent model that represents patient consent as a structured and evaluable authorisation object. The purpose of this objective is to establish a formal representation of what the patient intends to authorise, who is permitted to participate in the authorisation process, which healthcare data may be accessed, and under what conditions. The proposed consent object is represented as </w:t>
       </w:r>
       <w:r>
-        <w:t>Equation (5.1)</w:t>
+        <w:t>Equation (5.3)</w:t>
       </w:r>
       <w:r>
         <w:t>.</w:t>
@@ -32354,7 +32410,7 @@
         <w:tab/>
       </w:r>
       <w:r>
-        <w:t>(5.1)</w:t>
+        <w:t>(5.3)</w:t>
       </w:r>
     </w:p>
     <w:p>
@@ -32363,7 +32419,7 @@
         <w:jc w:val="both"/>
       </w:pPr>
       <w:r>
-        <w:t>In Equation (5.1)</w:t>
+        <w:t>In Equation (5.3)</w:t>
       </w:r>
       <w:r>
         <w:t xml:space="preserve">, I represents patient and participant identity information, A represents authorisation requirements, P represents policy constraints, and E represents authorisation evidence. T represents the temporal validity window, and L represents the current state of the consent object and its permissible transitions. </w:t>

--- a/docs/Yasir_Thesis_Chapters_1-6.docx
+++ b/docs/Yasir_Thesis_Chapters_1-6.docx
@@ -30126,7 +30126,13 @@
         <w:t>L</w:t>
       </w:r>
       <w:r>
-        <w:t>(C), determines whether the consent remains in a valid lifecycle state. The integrated decision can therefore be expressed as Equation (3.2). In the current prototype, the Consent Engine derives the lifecycle state, a request proceeds only when this state is ACTIVE, and the revocation flag and the token are also checked within V</w:t>
+        <w:t xml:space="preserve">(C), determines whether the consent remains in a valid lifecycle state. The integrated decision </w:t>
+      </w:r>
+      <w:r>
+        <w:t>can therefore be expressed as Equation (5.1)</w:t>
+      </w:r>
+      <w:r>
+        <w:t>. In the current prototype, the Consent Engine derives the lifecycle state, a request proceeds only when this state is ACTIVE, and the revocation flag and the token are also checked within V</w:t>
       </w:r>
       <w:r>
         <w:rPr>
@@ -30162,7 +30168,7 @@
     <w:p>
       <w:pPr/>
       <w:r>
-        <w:t>Taken together, these five conditions give the access decision of the framework, which Equation (5.1) states: a request is allowed only when every condition holds at the time of the request. Conversely, the failure of any one condition is sufficient for refusal, as Equation (5.2) states, and the success of the other conditions cannot compensate for it.</w:t>
+        <w:t>Equation (5.1) states that a request is allowed only when every one of the five conditions holds at the time of the request. Conversely, the failure of any one condition is sufficient for refusal, as Equation (5.2) states, and the success of the other conditions cannot compensate for it.</w:t>
       </w:r>
     </w:p>
     <w:p>

--- a/docs/Yasir_Thesis_Chapters_1-6.docx
+++ b/docs/Yasir_Thesis_Chapters_1-6.docx
@@ -30181,17 +30181,65 @@
         <w:spacing w:before="80" w:after="160"/>
       </w:pPr>
       <w:r>
+        <w:rPr/>
         <w:tab/>
       </w:r>
       <w:r>
-        <w:rPr>
-          <w:rFonts w:ascii="Cambria Math" w:eastAsia="Cambria Math" w:hAnsi="Cambria Math" w:cs="Cambria Math"/>
-          <w:sz w:val="21"/>
-          <w:szCs w:val="21"/>
-        </w:rPr>
-        <w:t>Decision(C, R, t) = ALLOW ⟺ VI(u) ∧ VA(C) ∧ VP(C, R) ∧ VT(C, t) ∧ VL(C).</w:t>
-      </w:r>
-      <w:r>
+        <w:rPr/>
+        <w:t>Decision(C, R, t) = ALLOW ⟺ V</w:t>
+      </w:r>
+      <w:r>
+        <w:rPr>
+          <w:vertAlign w:val="subscript"/>
+        </w:rPr>
+        <w:t>I</w:t>
+      </w:r>
+      <w:r>
+        <w:rPr/>
+        <w:t>(u) ∧ V</w:t>
+      </w:r>
+      <w:r>
+        <w:rPr>
+          <w:vertAlign w:val="subscript"/>
+        </w:rPr>
+        <w:t>A</w:t>
+      </w:r>
+      <w:r>
+        <w:rPr/>
+        <w:t>(C) ∧ V</w:t>
+      </w:r>
+      <w:r>
+        <w:rPr>
+          <w:vertAlign w:val="subscript"/>
+        </w:rPr>
+        <w:t>P</w:t>
+      </w:r>
+      <w:r>
+        <w:rPr/>
+        <w:t>(C, R) ∧ V</w:t>
+      </w:r>
+      <w:r>
+        <w:rPr>
+          <w:vertAlign w:val="subscript"/>
+        </w:rPr>
+        <w:t>T</w:t>
+      </w:r>
+      <w:r>
+        <w:rPr/>
+        <w:t>(C, t) ∧ V</w:t>
+      </w:r>
+      <w:r>
+        <w:rPr>
+          <w:vertAlign w:val="subscript"/>
+        </w:rPr>
+        <w:t>L</w:t>
+      </w:r>
+      <w:r>
+        <w:rPr/>
+        <w:t>(C).</w:t>
+      </w:r>
+      <w:r>
+        <w:rPr/>
         <w:tab/>
         <w:t>(5.1)</w:t>
       </w:r>
@@ -30206,17 +30254,65 @@
         <w:spacing w:before="80" w:after="160"/>
       </w:pPr>
       <w:r>
+        <w:rPr/>
         <w:tab/>
       </w:r>
       <w:r>
-        <w:rPr>
-          <w:rFonts w:ascii="Cambria Math" w:eastAsia="Cambria Math" w:hAnsi="Cambria Math" w:cs="Cambria Math"/>
-          <w:sz w:val="21"/>
-          <w:szCs w:val="21"/>
-        </w:rPr>
-        <w:t>¬(VI ∧ VA ∧ VP ∧ VT ∧ VL) ⟹ Decision(C, R, t) = DENY.</w:t>
-      </w:r>
-      <w:r>
+        <w:rPr/>
+        <w:t>¬(V</w:t>
+      </w:r>
+      <w:r>
+        <w:rPr>
+          <w:vertAlign w:val="subscript"/>
+        </w:rPr>
+        <w:t>I</w:t>
+      </w:r>
+      <w:r>
+        <w:rPr/>
+        <w:t xml:space="preserve"> ∧ V</w:t>
+      </w:r>
+      <w:r>
+        <w:rPr>
+          <w:vertAlign w:val="subscript"/>
+        </w:rPr>
+        <w:t>A</w:t>
+      </w:r>
+      <w:r>
+        <w:rPr/>
+        <w:t xml:space="preserve"> ∧ V</w:t>
+      </w:r>
+      <w:r>
+        <w:rPr>
+          <w:vertAlign w:val="subscript"/>
+        </w:rPr>
+        <w:t>P</w:t>
+      </w:r>
+      <w:r>
+        <w:rPr/>
+        <w:t xml:space="preserve"> ∧ V</w:t>
+      </w:r>
+      <w:r>
+        <w:rPr>
+          <w:vertAlign w:val="subscript"/>
+        </w:rPr>
+        <w:t>T</w:t>
+      </w:r>
+      <w:r>
+        <w:rPr/>
+        <w:t xml:space="preserve"> ∧ V</w:t>
+      </w:r>
+      <w:r>
+        <w:rPr>
+          <w:vertAlign w:val="subscript"/>
+        </w:rPr>
+        <w:t>L</w:t>
+      </w:r>
+      <w:r>
+        <w:rPr/>
+        <w:t>) ⟹ Decision(C, R, t) = DENY.</w:t>
+      </w:r>
+      <w:r>
+        <w:rPr/>
         <w:tab/>
         <w:t>(5.2)</w:t>
       </w:r>

--- a/docs/Yasir_Thesis_Chapters_1-6.docx
+++ b/docs/Yasir_Thesis_Chapters_1-6.docx
@@ -30185,57 +30185,85 @@
         <w:tab/>
       </w:r>
       <w:r>
-        <w:rPr/>
+        <w:rPr>
+          <w:rFonts w:ascii="Cambria Math" w:hAnsi="Cambria Math" w:cs="Cambria Math" w:eastAsia="Cambria Math"/>
+          <w:sz w:val="18"/>
+        </w:rPr>
         <w:t>Decision(C, R, t) = ALLOW ⟺ V</w:t>
       </w:r>
       <w:r>
         <w:rPr>
+          <w:rFonts w:ascii="Cambria Math" w:hAnsi="Cambria Math" w:cs="Cambria Math" w:eastAsia="Cambria Math"/>
+          <w:sz w:val="18"/>
           <w:vertAlign w:val="subscript"/>
         </w:rPr>
         <w:t>I</w:t>
       </w:r>
       <w:r>
-        <w:rPr/>
+        <w:rPr>
+          <w:rFonts w:ascii="Cambria Math" w:hAnsi="Cambria Math" w:cs="Cambria Math" w:eastAsia="Cambria Math"/>
+          <w:sz w:val="18"/>
+        </w:rPr>
         <w:t>(u) ∧ V</w:t>
       </w:r>
       <w:r>
         <w:rPr>
+          <w:rFonts w:ascii="Cambria Math" w:hAnsi="Cambria Math" w:cs="Cambria Math" w:eastAsia="Cambria Math"/>
+          <w:sz w:val="18"/>
           <w:vertAlign w:val="subscript"/>
         </w:rPr>
         <w:t>A</w:t>
       </w:r>
       <w:r>
-        <w:rPr/>
+        <w:rPr>
+          <w:rFonts w:ascii="Cambria Math" w:hAnsi="Cambria Math" w:cs="Cambria Math" w:eastAsia="Cambria Math"/>
+          <w:sz w:val="18"/>
+        </w:rPr>
         <w:t>(C) ∧ V</w:t>
       </w:r>
       <w:r>
         <w:rPr>
+          <w:rFonts w:ascii="Cambria Math" w:hAnsi="Cambria Math" w:cs="Cambria Math" w:eastAsia="Cambria Math"/>
+          <w:sz w:val="18"/>
           <w:vertAlign w:val="subscript"/>
         </w:rPr>
         <w:t>P</w:t>
       </w:r>
       <w:r>
-        <w:rPr/>
+        <w:rPr>
+          <w:rFonts w:ascii="Cambria Math" w:hAnsi="Cambria Math" w:cs="Cambria Math" w:eastAsia="Cambria Math"/>
+          <w:sz w:val="18"/>
+        </w:rPr>
         <w:t>(C, R) ∧ V</w:t>
       </w:r>
       <w:r>
         <w:rPr>
+          <w:rFonts w:ascii="Cambria Math" w:hAnsi="Cambria Math" w:cs="Cambria Math" w:eastAsia="Cambria Math"/>
+          <w:sz w:val="18"/>
           <w:vertAlign w:val="subscript"/>
         </w:rPr>
         <w:t>T</w:t>
       </w:r>
       <w:r>
-        <w:rPr/>
+        <w:rPr>
+          <w:rFonts w:ascii="Cambria Math" w:hAnsi="Cambria Math" w:cs="Cambria Math" w:eastAsia="Cambria Math"/>
+          <w:sz w:val="18"/>
+        </w:rPr>
         <w:t>(C, t) ∧ V</w:t>
       </w:r>
       <w:r>
         <w:rPr>
+          <w:rFonts w:ascii="Cambria Math" w:hAnsi="Cambria Math" w:cs="Cambria Math" w:eastAsia="Cambria Math"/>
+          <w:sz w:val="18"/>
           <w:vertAlign w:val="subscript"/>
         </w:rPr>
         <w:t>L</w:t>
       </w:r>
       <w:r>
-        <w:rPr/>
+        <w:rPr>
+          <w:rFonts w:ascii="Cambria Math" w:hAnsi="Cambria Math" w:cs="Cambria Math" w:eastAsia="Cambria Math"/>
+          <w:sz w:val="18"/>
+        </w:rPr>
         <w:t>(C).</w:t>
       </w:r>
       <w:r>
@@ -30258,57 +30286,85 @@
         <w:tab/>
       </w:r>
       <w:r>
-        <w:rPr/>
+        <w:rPr>
+          <w:rFonts w:ascii="Cambria Math" w:hAnsi="Cambria Math" w:cs="Cambria Math" w:eastAsia="Cambria Math"/>
+          <w:sz w:val="18"/>
+        </w:rPr>
         <w:t>¬(V</w:t>
       </w:r>
       <w:r>
         <w:rPr>
+          <w:rFonts w:ascii="Cambria Math" w:hAnsi="Cambria Math" w:cs="Cambria Math" w:eastAsia="Cambria Math"/>
+          <w:sz w:val="18"/>
           <w:vertAlign w:val="subscript"/>
         </w:rPr>
         <w:t>I</w:t>
       </w:r>
       <w:r>
-        <w:rPr/>
+        <w:rPr>
+          <w:rFonts w:ascii="Cambria Math" w:hAnsi="Cambria Math" w:cs="Cambria Math" w:eastAsia="Cambria Math"/>
+          <w:sz w:val="18"/>
+        </w:rPr>
         <w:t xml:space="preserve"> ∧ V</w:t>
       </w:r>
       <w:r>
         <w:rPr>
+          <w:rFonts w:ascii="Cambria Math" w:hAnsi="Cambria Math" w:cs="Cambria Math" w:eastAsia="Cambria Math"/>
+          <w:sz w:val="18"/>
           <w:vertAlign w:val="subscript"/>
         </w:rPr>
         <w:t>A</w:t>
       </w:r>
       <w:r>
-        <w:rPr/>
+        <w:rPr>
+          <w:rFonts w:ascii="Cambria Math" w:hAnsi="Cambria Math" w:cs="Cambria Math" w:eastAsia="Cambria Math"/>
+          <w:sz w:val="18"/>
+        </w:rPr>
         <w:t xml:space="preserve"> ∧ V</w:t>
       </w:r>
       <w:r>
         <w:rPr>
+          <w:rFonts w:ascii="Cambria Math" w:hAnsi="Cambria Math" w:cs="Cambria Math" w:eastAsia="Cambria Math"/>
+          <w:sz w:val="18"/>
           <w:vertAlign w:val="subscript"/>
         </w:rPr>
         <w:t>P</w:t>
       </w:r>
       <w:r>
-        <w:rPr/>
+        <w:rPr>
+          <w:rFonts w:ascii="Cambria Math" w:hAnsi="Cambria Math" w:cs="Cambria Math" w:eastAsia="Cambria Math"/>
+          <w:sz w:val="18"/>
+        </w:rPr>
         <w:t xml:space="preserve"> ∧ V</w:t>
       </w:r>
       <w:r>
         <w:rPr>
+          <w:rFonts w:ascii="Cambria Math" w:hAnsi="Cambria Math" w:cs="Cambria Math" w:eastAsia="Cambria Math"/>
+          <w:sz w:val="18"/>
           <w:vertAlign w:val="subscript"/>
         </w:rPr>
         <w:t>T</w:t>
       </w:r>
       <w:r>
-        <w:rPr/>
+        <w:rPr>
+          <w:rFonts w:ascii="Cambria Math" w:hAnsi="Cambria Math" w:cs="Cambria Math" w:eastAsia="Cambria Math"/>
+          <w:sz w:val="18"/>
+        </w:rPr>
         <w:t xml:space="preserve"> ∧ V</w:t>
       </w:r>
       <w:r>
         <w:rPr>
+          <w:rFonts w:ascii="Cambria Math" w:hAnsi="Cambria Math" w:cs="Cambria Math" w:eastAsia="Cambria Math"/>
+          <w:sz w:val="18"/>
           <w:vertAlign w:val="subscript"/>
         </w:rPr>
         <w:t>L</w:t>
       </w:r>
       <w:r>
-        <w:rPr/>
+        <w:rPr>
+          <w:rFonts w:ascii="Cambria Math" w:hAnsi="Cambria Math" w:cs="Cambria Math" w:eastAsia="Cambria Math"/>
+          <w:sz w:val="18"/>
+        </w:rPr>
         <w:t>) ⟹ Decision(C, R, t) = DENY.</w:t>
       </w:r>
       <w:r>

--- a/docs/Yasir_Thesis_Chapters_1-6.docx
+++ b/docs/Yasir_Thesis_Chapters_1-6.docx
@@ -27488,35 +27488,13 @@
         <w:jc w:val="both"/>
       </w:pPr>
       <w:r>
-        <w:lastRenderedPageBreak/>
-        <w:t>A valid authorisation decision requires the simultaneous satisfaction of all relevant trust conditions. Consequently, failure of any individual condition results in denial. In the prototype, an ALLOW decision additionally requires the exploratory jurisdiction check V</w:t>
-      </w:r>
-      <w:r>
-        <w:rPr>
-          <w:vertAlign w:val="subscript"/>
-        </w:rPr>
-        <w:t>J</w:t>
-      </w:r>
-      <w:r>
-        <w:t xml:space="preserve"> </w:t>
-      </w:r>
-      <w:r>
-        <w:t>(Chapter 8)</w:t>
-      </w:r>
-      <w:r>
-        <w:t xml:space="preserve"> to pass and the Groth16 ZK proof (Groth 2016) to verify, so a request that satisfies the five predicates is still denied when either fails, as in Scenario 4 </w:t>
-      </w:r>
-      <w:r>
-        <w:t>(Chapter 10)</w:t>
-      </w:r>
-      <w:r>
-        <w:t xml:space="preserve"> and attack A9 </w:t>
-      </w:r>
-      <w:r>
-        <w:t>(Chapter 10)</w:t>
-      </w:r>
-      <w:r>
-        <w:t>. Formal security assurance does not constitute another authorisation condition to be evaluated at runtime. Instead, it provides a means of specifying, analysing, and verifying the security properties of the integrated authorisation mechanism. Thus, RQ6 operates as an assurance layer over the mechanisms established by RQ1–RQ5.</w:t>
+        <w:t xml:space="preserve">A valid authorisation decision requires the simultaneous satisfaction of all relevant trust conditions. Consequently, failure of any individual condition results in denial. In the prototype, an ALLOW decision additionally </w:t>
+      </w:r>
+      <w:r>
+        <w:t>requires the Groth16 ZK proof (Groth 2016) to verify, so a request that satisfies the five predicates is still denied when the proof fails, as in attack A9 (Chapter 10).</w:t>
+      </w:r>
+      <w:r>
+        <w:t xml:space="preserve"> Formal security assurance does not constitute another authorisation condition to be evaluated at runtime. Instead, it provides a means of specifying, analysing, and verifying the security properties of the integrated authorisation mechanism. Thus, RQ6 operates as an assurance layer over the mechanisms established by RQ1–RQ5.</w:t>
       </w:r>
     </w:p>
     <w:p>
@@ -27660,13 +27638,13 @@
         <w:jc w:val="both"/>
       </w:pPr>
       <w:r>
-        <w:t xml:space="preserve">The sixth research objective is to formally analyse and empirically evaluate whether the implemented framework satisfies its defined trust and authorisation properties under representative healthcare data-sharing scenarios. RO6 addresses RQ6 and combines formal security assurance with empirical validation of the proposed framework. The prototype must execute valid consent workflows, and it must also behave correctly when one or more trust conditions are violated. RO6 is partially completed through the implementation and initial scenario-based validation of the HALAH prototype. In particular, 46 automated tests cover signature rejection, proof tampering, credential checks, and twelve attack scenarios, A1 to A12, against the components of C and the contract. All twelve attacks are refused. Preliminary measurements of on-chain cost, confirmation latency, and processing time have been obtained, and a live out-of-jurisdiction request against a consent anchored on the deployed Sepolia contract was refused by the exploratory jurisdiction check of the application </w:t>
-      </w:r>
-      <w:r>
-        <w:t>(Chapter 8)</w:t>
-      </w:r>
-      <w:r>
-        <w:t>. The formal component will specify and analyse the security properties, consistency requirements, and soundness conditions of the trust-oriented authorisation mechanism. Although preliminary implementation and scenario-based testing support the current stage findings, the complete formal analysis, through proofs or model checking, and a larger evaluation under load will be conducted as part of next stage works.</w:t>
+        <w:t>The sixth research objective is to formally analyse and empirically evaluate whether the implemented framework satisfies its defined trust and authorisation properties under representative healthcare data-sharing scenarios. RO6 addresses RQ6 and combines formal security assurance with empirical validation of the proposed framework. The prototype must execute valid consent workflows, and it must also behave correctly when one or more trust conditions are violated. RO6 is partially completed through the implementation and initial scenario-based validation of the HALAH prototype. In particular, 46 automated tests cover signature rejection, proof tampering, credential checks, and twelve attack scenarios, A1 to A12, against the components of C and the contract. All twelve attacks are refused. Preliminary measurements of on-chain cost, confirmation latency, and processing time have been obtained</w:t>
+      </w:r>
+      <w:r>
+        <w:t>.</w:t>
+      </w:r>
+      <w:r>
+        <w:t xml:space="preserve"> The formal component will specify and analyse the security properties, consistency requirements, and soundness conditions of the trust-oriented authorisation mechanism. Although preliminary implementation and scenario-based testing support the current stage findings, the complete formal analysis, through proofs or model checking, and a larger evaluation under load will be conducted as part of next stage works.</w:t>
       </w:r>
     </w:p>
     <w:p>
@@ -29461,16 +29439,7 @@
         <w:t>L</w:t>
       </w:r>
       <w:r>
-        <w:t>, together with the exploratory jurisdiction check V</w:t>
-      </w:r>
-      <w:r>
-        <w:rPr>
-          <w:vertAlign w:val="subscript"/>
-        </w:rPr>
-        <w:t>J</w:t>
-      </w:r>
-      <w:r>
-        <w:t xml:space="preserve">, are then evaluated, a Groth16 proof is generated and verified before access is granted, and the audit evidence is recorded. Beyond the access decision </w:t>
+        <w:t xml:space="preserve"> are then evaluated, a Groth16 proof is generated and verified before access is granted, and the audit evidence is recorded. Beyond the access decision </w:t>
       </w:r>
       <w:r>
         <w:t>shown in Figure 4.2</w:t>
@@ -30061,9 +30030,13 @@
         <w:t>I</w:t>
       </w:r>
       <w:r>
-        <w:t xml:space="preserve"> combines the doctor's credential check with the EIP-712 verification of each listed guardian's signature. The requester's DID and jurisdiction are declared in the </w:t>
-        <w:lastRenderedPageBreak/>
-        <w:t>interface rather than authenticated, and wallet-held signing keys, full DID resolution and proof that the user controls the DID are deferred to the next stage. However, each guardian approval is an EIP-712 typed-data signature bound to the consent identifier, so the multi-party threshold is enforced over signed approvals rather than over interface actions.</w:t>
+        <w:t xml:space="preserve"> combines the doctor's credential check with the EIP-712 verification of each listed guardian's signature. </w:t>
+      </w:r>
+      <w:r>
+        <w:t>The requester's DID is declared</w:t>
+      </w:r>
+      <w:r>
+        <w:t xml:space="preserve"> in the interface rather than authenticated, and wallet-held signing keys, full DID resolution and proof that the user controls the DID are deferred to the next stage. However, each guardian approval is an EIP-712 typed-data signature bound to the consent identifier, so the multi-party threshold is enforced over signed approvals rather than over interface actions.</w:t>
       </w:r>
     </w:p>
     <w:p>
@@ -30139,27 +30112,6 @@
           <w:vertAlign w:val="subscript"/>
         </w:rPr>
         <w:t>A</w:t>
-      </w:r>
-      <w:r>
-        <w:t xml:space="preserve">. The prototype interface also shows a check labelled VL, which compares the jurisdiction declared in the request with the jurisdiction recorded in the consent. </w:t>
-      </w:r>
-      <w:r>
-        <w:t>This thesis denotes</w:t>
-      </w:r>
-      <w:r>
-        <w:t xml:space="preserve"> that check V</w:t>
-      </w:r>
-      <w:r>
-        <w:rPr>
-          <w:vertAlign w:val="subscript"/>
-        </w:rPr>
-        <w:t>J</w:t>
-      </w:r>
-      <w:r>
-        <w:t xml:space="preserve"> and treats jurisdiction as a contextual policy condition for the next stage </w:t>
-      </w:r>
-      <w:r>
-        <w:t>(Chapter 8)</w:t>
       </w:r>
       <w:r>
         <w:t>.</w:t>
@@ -32698,10 +32650,7 @@
         <w:jc w:val="both"/>
       </w:pPr>
       <w:r>
-        <w:t xml:space="preserve">The specification is accepted only when the required fields are valid. For example, the expiry time must be later than the start time, the data scope must not be empty, and each guardian DID must be well formed. After validation, the system creates the consent object, assigns a consent identifier, persists the record, and records the creation event in the audit layer. This process ensures that the consent object contains sufficient information for subsequent identity verification, multi-party authorisation, policy evaluation, and auditability. Once the consent object is created, its lifecycle state L becomes PENDING, because the consent cannot produce an effective authorisation decision until the required approvals have been obtained. In the current prototype, this state is PENDING_SIGNATURE, and the interface also records a jurisdiction code, AU in the demonstrated transactions, for the exploratory jurisdiction check </w:t>
-      </w:r>
-      <w:r>
-        <w:t>(Chapter 8)</w:t>
+        <w:t>The specification is accepted only when the required fields are valid. For example, the expiry time must be later than the start time, the data scope must not be empty, and each guardian DID must be well formed. After validation, the system creates the consent object, assigns a consent identifier, persists the record, and records the creation event in the audit layer. This process ensures that the consent object contains sufficient information for subsequent identity verification, multi-party authorisation, policy evaluation, and auditability. Once the consent object is created, its lifecycle state L becomes PENDING, because the consent cannot produce an effective authorisation decision until the required approvals have been obtained. In the current prototype, this state is PENDING_SIGNATURE</w:t>
       </w:r>
       <w:r>
         <w:t>.</w:t>

--- a/docs/Yasir_Thesis_Chapters_1-6.docx
+++ b/docs/Yasir_Thesis_Chapters_1-6.docx
@@ -30580,7 +30580,7 @@
         <w:t xml:space="preserve">Blockchain: </w:t>
       </w:r>
       <w:r>
-        <w:t>A blockchain is a decentralised and distributed ledger that records transactions across many computers so that a recorded entry cannot be altered retroactively without altering the blocks that follow it (Wood 2014). In this research, the Ethereum test network Sepolia (Ethereum Foundation 2026b) is used to anchor the state of an approved consent as a soulbound token (Cai 2022) and to record its revocation.</w:t>
+        <w:t>A blockchain is a decentralised and distributed ledger in which a recorded entry cannot be altered retroactively without altering the blocks that follow it (Wood 2014). In HALAH the chain holds no medical content; it anchors only the state of an approved consent, as a soulbound token (Cai 2022) that cannot be transferred, and its revocation. The Ethereum test network Sepolia (Ethereum Foundation 2026b) was chosen because it runs the same virtual machine as the main network, so the contract behaves as it would in production, while its ether has no monetary value. The contract was deployed and its transactions sent through the MetaMask wallet (Consensys 2026), and every transaction is publicly visible on Etherscan.</w:t>
       </w:r>
     </w:p>
     <w:p>
@@ -30602,7 +30602,7 @@
         <w:t xml:space="preserve">Solidity: </w:t>
       </w:r>
       <w:r>
-        <w:t>The consent contract is written in Solidity, the contract language of Ethereum (Ethereum Foundation 2026a), and was deployed to Sepolia with the Remix environment (Ethereum Foundation 2026c). The contract stores the start time, the expiry time and the revocation flag of each consent and reports whether the consent is valid at a given time.</w:t>
+        <w:t>The consent contract ConsentSBTv3 is written in Solidity, the contract language of Ethereum (Ethereum Foundation 2026a), on the OpenZeppelin implementation of the ERC-721 token standard (Entriken et al. 2018) with the ERC-5484 soulbound interface (Cai 2022), and was compiled in the Remix environment (Ethereum Foundation 2026c). The contract stores the start time, the expiry time and the revocation flag of each consent and reports whether the consent is valid at a given time, so the temporal and lifecycle conditions of Req 5 can be checked against the chain by any party, independently of the application.</w:t>
       </w:r>
     </w:p>
     <w:p>
@@ -30624,7 +30624,7 @@
         <w:t xml:space="preserve">Python and Streamlit: </w:t>
       </w:r>
       <w:r>
-        <w:t>The Controller and the four role interfaces of the prototype, for the patient, the guardian, the doctor and the auditor, are written in Python. The interfaces use the Streamlit library, and the application talks to Sepolia through the web3 library. Consents, approvals, decisions and the audit ledger are kept in a local SQLite database.</w:t>
+        <w:t>The Controller and the four role interfaces of the prototype, for the patient, the guardian, the doctor and the auditor, are written in Python with the Streamlit library, and the application reaches Sepolia through the web3 library. Consents, approvals, decisions and the audit ledger are kept in a local SQLite database, so the auditor can query the evidence of every decision while nothing but the consent state goes to the chain.</w:t>
       </w:r>
     </w:p>
     <w:p>
@@ -30643,10 +30643,10 @@
         <w:rPr>
           <w:b/>
         </w:rPr>
-        <w:t xml:space="preserve">EIP-712 and Groth16: </w:t>
-      </w:r>
-      <w:r>
-        <w:t>Each guardian approval is a typed-data signature under EIP-712 (Bloemen, Logvinov &amp; Evans 2017), so an approval is bound to one consent, one guardian and one network. The zero-knowledge proof that a consent has not expired is written in circom (iden3 2026b) and is generated and verified with snarkjs (iden3 2026a) under the Groth16 scheme (Groth 2016).</w:t>
+        <w:t xml:space="preserve">Decentralised identifiers and verifiable credentials: </w:t>
+      </w:r>
+      <w:r>
+        <w:t>Every participant is named by a decentralised identifier (W3C 2022) and holds a role credential (W3C 2025) signed by a trusted issuer, so the identity of a participant and the authority of that participant are verified as two separate conditions, as Chapter 6 presents.</w:t>
       </w:r>
     </w:p>
     <w:p>

--- a/docs/Yasir_Thesis_Chapters_1-6.docx
+++ b/docs/Yasir_Thesis_Chapters_1-6.docx
@@ -2959,7 +2959,7 @@
           <w:b w:val="0"/>
           <w:sz w:val="22"/>
         </w:rPr>
-        <w:t>2.2 Synthesis of the review: the conjunction gap and the assurance gap addressed by the proposed framework, with the number of the 25 analysed studies graded Yes for each requirement in Table 2.10.</w:t>
+        <w:t>2.2 Synthesis of the review: the conjunction gap and the assurance gap</w:t>
         <w:tab/>
         <w:t>25</w:t>
       </w:r>
@@ -27323,6 +27323,9 @@
       </w:r>
       <w:r>
         <w:t>.</w:t>
+      </w:r>
+      <w:r>
+        <w:t xml:space="preserve"> The figure also shows how the proposed framework addresses the two gaps and gives, for each requirement, the number of the 25 analysed studies graded Yes in Table 2.10.</w:t>
       </w:r>
     </w:p>
     <w:p>
@@ -27395,14 +27398,7 @@
           <w:sz w:val="20"/>
           <w:szCs w:val="18"/>
         </w:rPr>
-        <w:t xml:space="preserve">Synthesis of the review: the conjunction gap and the assurance gap addressed by the proposed framework, with the number of the 25 analysed studies graded Yes for each requirement </w:t>
-      </w:r>
-      <w:r>
-        <w:rPr>
-          <w:sz w:val="20"/>
-          <w:szCs w:val="18"/>
-        </w:rPr>
-        <w:t>in Table 2.10.</w:t>
+        <w:t>Synthesis of the review: the conjunction gap and the assurance gap</w:t>
       </w:r>
     </w:p>
     <w:p>

--- a/docs/Yasir_Thesis_Chapters_1-6.docx
+++ b/docs/Yasir_Thesis_Chapters_1-6.docx
@@ -30870,7 +30870,13 @@
         <w:jc w:val="both"/>
       </w:pPr>
       <w:r>
-        <w:t xml:space="preserve">In the implemented prototype, the Controller comprises eight principal functions rather than six, since a zero-knowledge (ZK) Proof Service generates and verifies the Groth16 proof that feeds the Authorisation Decision, and an On-chain Anchor Service anchors the Sepolia mint as a background process. A revoke transaction is sent when the patient revokes a consent, and the patient view waits for its confirmation. The Model correspondingly contains the ConsentSBTv3 soulbound contract deployed on Sepolia together with the application audit ledger, both of which an independent verification tool reads, </w:t>
+        <w:t xml:space="preserve">In the implemented prototype, the Controller comprises eight principal functions rather than six, </w:t>
+      </w:r>
+      <w:r>
+        <w:t>since a Validity Proof Service checks the consent once more before any data are released, as Chapter 8 presents, and an On-chain Anchor Service</w:t>
+      </w:r>
+      <w:r>
+        <w:t xml:space="preserve"> anchors the Sepolia mint as a background process. A revoke transaction is sent when the patient revokes a consent, and the patient view waits for its confirmation. The Model correspondingly contains the ConsentSBTv3 soulbound contract deployed on Sepolia together with the application audit ledger, both of which an independent verification tool reads, </w:t>
       </w:r>
       <w:r>
         <w:t>as described in Chapter 10</w:t>
@@ -31266,9 +31272,13 @@
         <w:jc w:val="both"/>
       </w:pPr>
       <w:r>
-        <w:t xml:space="preserve">If any required predicate evaluates to false, the decision is DENY. The Controller does not itself create these trust conditions. Instead, it evaluates evidence represented by the Model and coordinates the resulting decision. For the interpretation of the architecture: the Controller is a decision-enforcement mechanism, whereas the Model is a representation of trust and governance state. Both successful and unsuccessful decisions are subsequently associated with authorisation evidence, which supports accountability and subsequent verification. The layered architecture also establishes explicit trust boundaries. The View is considered an interaction boundary and therefore cannot be treated as a trusted source of authorisation decisions. The Controller represents the security enforcement boundary. It is responsible for applying the authorisation rules consistently and for preventing direct access to protected healthcare data when the required trust conditions are not satisfied. The Model represents the security-state boundary. Its records provide the evidence and state required for authorisation evaluation, but stored state alone does not constitute permission. In particular, the presence of a consent record, credential, or approval record cannot independently produce an access decision. The protected healthcare data represent the final resource boundary, and access is permitted only through the authorisation path enforced by the Controller. The proposed framework does not claim that MVC itself provides security. Instead, security arises from the explicit placement of trust-sensitive operations within the Controller, the structured representation of security state within the Model, and the prevention of direct security </w:t>
-        <w:lastRenderedPageBreak/>
-        <w:t>decisions at the View layer. In the present prototype, the Controller is a single trusted server that both evaluates the predicates and writes the audit ledger, and accordingly, the on-chain anchoring of consent state and the independent verification tool provide the external evidence against which the Controller's own records can be checked. Figure 5.4 puts the same conditions in the order a request meets them. A DID answers who is asking, a verifiable credential and a signed approval answer what that participant may do, the threshold answers whether the members of G agreed, and the policy, temporal and lifecycle checks with the zero-knowledge proof answer whether the consent is still valid for this request. The figure also states, gate by gate, what the current prototype checks, so the reader can see where the design and the prototype differ before the detailed sections.</w:t>
+        <w:t xml:space="preserve">If any required predicate evaluates to false, the decision is DENY. The Controller does not itself create these trust conditions. Instead, it evaluates evidence represented by the Model and coordinates the resulting decision. For the interpretation of the architecture: the Controller is a decision-enforcement mechanism, whereas the Model is a representation of trust and governance state. Both successful and unsuccessful decisions are subsequently associated with authorisation evidence, which supports accountability and subsequent verification. The layered architecture also establishes explicit trust boundaries. The View is considered an interaction boundary and therefore cannot be treated as a trusted source of authorisation decisions. The Controller represents the security enforcement boundary. It is responsible for applying the authorisation rules consistently and for preventing direct access to protected healthcare data when the required trust conditions are not satisfied. The Model represents the security-state boundary. Its records provide the evidence and state required for authorisation evaluation, but stored state alone does not constitute permission. In particular, the presence of a consent record, credential, or approval record cannot independently produce an access decision. The protected healthcare data represent the final resource boundary, and access is permitted only through the authorisation path enforced by the Controller. The proposed framework does not claim that MVC itself provides security. Instead, security arises from the explicit placement of trust-sensitive operations within the Controller, the structured representation of security state within the Model, and the prevention of direct security decisions at the View layer. In the present prototype, the Controller is a single trusted server that both evaluates the predicates and writes the audit ledger, and accordingly, the on-chain anchoring of consent state and the independent verification tool provide the external evidence against which the Controller's own records can be checked. Figure 5.4 puts the same conditions in the order a request meets them. A DID answers who is asking, a verifiable credential and a signed approval answer what that participant may do, the threshold answers whether the members of G agreed, and </w:t>
+      </w:r>
+      <w:r>
+        <w:t>the policy, temporal and lifecycle checks answer</w:t>
+      </w:r>
+      <w:r>
+        <w:t xml:space="preserve"> whether the consent is still valid for this request. The figure also states, gate by gate, what the current prototype checks, so the reader can see where the design and the prototype differ before the detailed sections.</w:t>
       </w:r>
     </w:p>
     <w:p>
@@ -33114,7 +33124,7 @@
                 <w:sz w:val="20"/>
                 <w:szCs w:val="17"/>
               </w:rPr>
-              <w:t>VI ∧ VA ∧ VP ∧ VT ∧ VL, plus a Groth16 proof before data is released</w:t>
+              <w:t>VI ∧ VA ∧ VP ∧ VT ∧ VL, evaluated at every request</w:t>
             </w:r>
           </w:p>
         </w:tc>

--- a/docs/Yasir_Thesis_Chapters_1-6.docx
+++ b/docs/Yasir_Thesis_Chapters_1-6.docx
@@ -215,10 +215,10 @@
     <w:p>
       <w:pPr>
         <w:sectPr>
-          <w:headerReference w:type="default" r:id="rId45"/>
-          <w:headerReference w:type="even" r:id="rId46"/>
+          <w:headerReference w:type="default" r:id="rId46"/>
+          <w:headerReference w:type="even" r:id="rId47"/>
           <w:footerReference w:type="default" r:id="rId34"/>
-          <w:footerReference w:type="even" r:id="rId47"/>
+          <w:footerReference w:type="even" r:id="rId48"/>
           <w:pgSz w:w="11906" w:h="16838"/>
           <w:pgMar w:top="1417" w:right="1701" w:bottom="1417" w:left="1701" w:header="737" w:footer="737" w:gutter="0"/>
           <w:cols w:space="720"/>
@@ -2262,7 +2262,7 @@
         </w:rPr>
         <w:t>5.5.1 Consent Creation Workflow</w:t>
         <w:tab/>
-        <w:t>50</w:t>
+        <w:t>49</w:t>
       </w:r>
     </w:p>
     <w:p>
@@ -2282,7 +2282,7 @@
         </w:rPr>
         <w:t>5.5.2 Structure of the Consent Object</w:t>
         <w:tab/>
-        <w:t>51</w:t>
+        <w:t>50</w:t>
       </w:r>
     </w:p>
     <w:p>
@@ -2302,7 +2302,7 @@
         </w:rPr>
         <w:t>5.5.3 Trust-Aware Consent Creation Procedure and Algorithm</w:t>
         <w:tab/>
-        <w:t>52</w:t>
+        <w:t>51</w:t>
       </w:r>
     </w:p>
     <w:p>
@@ -2322,7 +2322,7 @@
         </w:rPr>
         <w:t>5.6 Prototype Implementation</w:t>
         <w:tab/>
-        <w:t>54</w:t>
+        <w:t>53</w:t>
       </w:r>
     </w:p>
     <w:p>
@@ -2342,7 +2342,7 @@
         </w:rPr>
         <w:t>5.6.1 Aims of Engineering the Prototype System</w:t>
         <w:tab/>
-        <w:t>54</w:t>
+        <w:t>53</w:t>
       </w:r>
     </w:p>
     <w:p>
@@ -2362,7 +2362,7 @@
         </w:rPr>
         <w:t>5.7 Datasets Used for Validation</w:t>
         <w:tab/>
-        <w:t>55</w:t>
+        <w:t>54</w:t>
       </w:r>
     </w:p>
     <w:p>
@@ -2382,7 +2382,7 @@
         </w:rPr>
         <w:t>5.8 Steps in the Working of the Prototype System for Consent Creation</w:t>
         <w:tab/>
-        <w:t>56</w:t>
+        <w:t>55</w:t>
       </w:r>
     </w:p>
     <w:p>
@@ -2402,7 +2402,7 @@
         </w:rPr>
         <w:t>5.8.1 Steps in the patient interface</w:t>
         <w:tab/>
-        <w:t>56</w:t>
+        <w:t>55</w:t>
       </w:r>
     </w:p>
     <w:p>
@@ -2422,7 +2422,7 @@
         </w:rPr>
         <w:t>5.8.2 Steps in the service layer</w:t>
         <w:tab/>
-        <w:t>56</w:t>
+        <w:t>55</w:t>
       </w:r>
     </w:p>
     <w:p>
@@ -2442,7 +2442,7 @@
         </w:rPr>
         <w:t>5.9 Prototype Evaluation and Discussion</w:t>
         <w:tab/>
-        <w:t>57</w:t>
+        <w:t>56</w:t>
       </w:r>
     </w:p>
     <w:p>
@@ -2462,7 +2462,7 @@
         </w:rPr>
         <w:t>5.9.1 Validation of Consent Creation</w:t>
         <w:tab/>
-        <w:t>57</w:t>
+        <w:t>56</w:t>
       </w:r>
     </w:p>
     <w:p>
@@ -2482,7 +2482,7 @@
         </w:rPr>
         <w:t>5.9.2 Evaluation of the Architecture against the Security Properties</w:t>
         <w:tab/>
-        <w:t>59</w:t>
+        <w:t>58</w:t>
       </w:r>
     </w:p>
     <w:p>
@@ -2502,7 +2502,7 @@
         </w:rPr>
         <w:t>5.9.3 Discussion</w:t>
         <w:tab/>
-        <w:t>61</w:t>
+        <w:t>60</w:t>
       </w:r>
     </w:p>
     <w:p>
@@ -2522,7 +2522,7 @@
         </w:rPr>
         <w:t>5.10 Conclusion</w:t>
         <w:tab/>
-        <w:t>61</w:t>
+        <w:t>60</w:t>
       </w:r>
     </w:p>
     <w:p>
@@ -2542,7 +2542,7 @@
         </w:rPr>
         <w:t>6 Decentralised Identity and Authority Trust</w:t>
         <w:tab/>
-        <w:t>62</w:t>
+        <w:t>61</w:t>
       </w:r>
     </w:p>
     <w:p>
@@ -2562,7 +2562,7 @@
         </w:rPr>
         <w:t>6.1 Introduction</w:t>
         <w:tab/>
-        <w:t>62</w:t>
+        <w:t>61</w:t>
       </w:r>
     </w:p>
     <w:p>
@@ -2582,7 +2582,7 @@
         </w:rPr>
         <w:t>6.2 Decentralised Identifiers and Verifiable Credentials</w:t>
         <w:tab/>
-        <w:t>62</w:t>
+        <w:t>61</w:t>
       </w:r>
     </w:p>
     <w:p>
@@ -2602,7 +2602,7 @@
         </w:rPr>
         <w:t>6.2.1 Decentralised Identifiers</w:t>
         <w:tab/>
-        <w:t>63</w:t>
+        <w:t>62</w:t>
       </w:r>
     </w:p>
     <w:p>
@@ -2622,7 +2622,7 @@
         </w:rPr>
         <w:t>6.2.2 Verifiable Credentials</w:t>
         <w:tab/>
-        <w:t>63</w:t>
+        <w:t>62</w:t>
       </w:r>
     </w:p>
     <w:p>
@@ -2642,7 +2642,7 @@
         </w:rPr>
         <w:t>6.2.3 Credential Store and Trusted Issuers</w:t>
         <w:tab/>
-        <w:t>64</w:t>
+        <w:t>63</w:t>
       </w:r>
     </w:p>
     <w:p>
@@ -2662,7 +2662,7 @@
         </w:rPr>
         <w:t>6.3 Overview of Decentralised Identity and Authority Trust</w:t>
         <w:tab/>
-        <w:t>64</w:t>
+        <w:t>63</w:t>
       </w:r>
     </w:p>
     <w:p>
@@ -2682,7 +2682,7 @@
         </w:rPr>
         <w:t>6.4 Identity and Authority Verification Workflow</w:t>
         <w:tab/>
-        <w:t>65</w:t>
+        <w:t>64</w:t>
       </w:r>
     </w:p>
     <w:p>
@@ -2702,7 +2702,7 @@
         </w:rPr>
         <w:t>6.5 Verification Model and Algorithm</w:t>
         <w:tab/>
-        <w:t>66</w:t>
+        <w:t>65</w:t>
       </w:r>
     </w:p>
     <w:p>
@@ -2722,7 +2722,7 @@
         </w:rPr>
         <w:t>6.5.1 Step-by-Step Procedure for DID and VC Identity and Authority Verification</w:t>
         <w:tab/>
-        <w:t>66</w:t>
+        <w:t>65</w:t>
       </w:r>
     </w:p>
     <w:p>
@@ -2742,7 +2742,7 @@
         </w:rPr>
         <w:t>6.5.2 Algorithm 2: DID and VC Identity and Authority Verification</w:t>
         <w:tab/>
-        <w:t>67</w:t>
+        <w:t>66</w:t>
       </w:r>
     </w:p>
     <w:p>
@@ -2762,7 +2762,7 @@
         </w:rPr>
         <w:t>6.6 Prototype Implementation</w:t>
         <w:tab/>
-        <w:t>68</w:t>
+        <w:t>67</w:t>
       </w:r>
     </w:p>
     <w:p>
@@ -2782,7 +2782,7 @@
         </w:rPr>
         <w:t>6.6.1 Realisation in the Prototype</w:t>
         <w:tab/>
-        <w:t>68</w:t>
+        <w:t>67</w:t>
       </w:r>
     </w:p>
     <w:p>
@@ -2802,7 +2802,7 @@
         </w:rPr>
         <w:t>6.6.2 Steps in the Working of the Prototype for Identity and Authority Verification</w:t>
         <w:tab/>
-        <w:t>69</w:t>
+        <w:t>68</w:t>
       </w:r>
     </w:p>
     <w:p>
@@ -2822,7 +2822,7 @@
         </w:rPr>
         <w:t>6.7 Prototype Validation and Discussion</w:t>
         <w:tab/>
-        <w:t>70</w:t>
+        <w:t>69</w:t>
       </w:r>
     </w:p>
     <w:p>
@@ -2842,7 +2842,7 @@
         </w:rPr>
         <w:t>6.7.1 Validation of Identity and Authority Verification</w:t>
         <w:tab/>
-        <w:t>70</w:t>
+        <w:t>69</w:t>
       </w:r>
     </w:p>
     <w:p>
@@ -2862,7 +2862,7 @@
         </w:rPr>
         <w:t>6.7.2 Discussion</w:t>
         <w:tab/>
-        <w:t>73</w:t>
+        <w:t>72</w:t>
       </w:r>
     </w:p>
     <w:p>
@@ -2882,7 +2882,7 @@
         </w:rPr>
         <w:t>6.8 Conclusion</w:t>
         <w:tab/>
-        <w:t>73</w:t>
+        <w:t>72</w:t>
       </w:r>
     </w:p>
     <w:p>
@@ -3101,7 +3101,7 @@
         </w:rPr>
         <w:t>5.5 RO1 workflow for trust-centric consent creation.</w:t>
         <w:tab/>
-        <w:t>51</w:t>
+        <w:t>50</w:t>
       </w:r>
     </w:p>
     <w:p>
@@ -3121,7 +3121,7 @@
         </w:rPr>
         <w:t>5.6 Six-component consent model C = (I, A, P, T, L, E).</w:t>
         <w:tab/>
-        <w:t>52</w:t>
+        <w:t>51</w:t>
       </w:r>
     </w:p>
     <w:p>
@@ -3141,7 +3141,7 @@
         </w:rPr>
         <w:t>5.7 The patient interface of the HALAH prototype after a consent has been created.</w:t>
         <w:tab/>
-        <w:t>57</w:t>
+        <w:t>56</w:t>
       </w:r>
     </w:p>
     <w:p>
@@ -3161,7 +3161,7 @@
         </w:rPr>
         <w:t>5.8 A specification that names the same guardian twice is rejected by Algorithm 1 before any consent is stored.</w:t>
         <w:tab/>
-        <w:t>58</w:t>
+        <w:t>57</w:t>
       </w:r>
     </w:p>
     <w:p>
@@ -3181,7 +3181,7 @@
         </w:rPr>
         <w:t>6.1 Structure of a decentralised identifier and its DID document (after W3C 2022)</w:t>
         <w:tab/>
-        <w:t>63</w:t>
+        <w:t>62</w:t>
       </w:r>
     </w:p>
     <w:p>
@@ -3201,7 +3201,7 @@
         </w:rPr>
         <w:t>6.2 Structure of the role credential used by the prototype</w:t>
         <w:tab/>
-        <w:t>64</w:t>
+        <w:t>63</w:t>
       </w:r>
     </w:p>
     <w:p>
@@ -3221,7 +3221,7 @@
         </w:rPr>
         <w:t>6.3 RO2 workflow for decentralised identity and authority verification</w:t>
         <w:tab/>
-        <w:t>65</w:t>
+        <w:t>64</w:t>
       </w:r>
     </w:p>
     <w:p>
@@ -3241,7 +3241,7 @@
         </w:rPr>
         <w:t>6.4 Steps of the prototype for verifying the identity and the authority of a participant</w:t>
         <w:tab/>
-        <w:t>69</w:t>
+        <w:t>68</w:t>
       </w:r>
     </w:p>
     <w:p>
@@ -3261,7 +3261,7 @@
         </w:rPr>
         <w:t>6.5 Guardian interface after the credential of did:parent:A has been verified and the approval signed</w:t>
         <w:tab/>
-        <w:t>70</w:t>
+        <w:t>69</w:t>
       </w:r>
     </w:p>
     <w:p>
@@ -3281,7 +3281,7 @@
         </w:rPr>
         <w:t>6.6 Doctor interface for a requester with a valid credential who is not the doctor named in the consent</w:t>
         <w:tab/>
-        <w:t>70</w:t>
+        <w:t>69</w:t>
       </w:r>
     </w:p>
     <w:p>
@@ -3580,7 +3580,7 @@
         </w:rPr>
         <w:t>5.2 Traditional EHR access control compared with the HALAH framework</w:t>
         <w:tab/>
-        <w:t>49</w:t>
+        <w:t>48</w:t>
       </w:r>
     </w:p>
     <w:p>
@@ -3600,7 +3600,7 @@
         </w:rPr>
         <w:t>5.3 Synthea tables loaded by the prototype and the consent module supplied by each</w:t>
         <w:tab/>
-        <w:t>55</w:t>
+        <w:t>54</w:t>
       </w:r>
     </w:p>
     <w:p>
@@ -3620,7 +3620,7 @@
         </w:rPr>
         <w:t>5.4 Validation results of the prototype for consent creation</w:t>
         <w:tab/>
-        <w:t>59</w:t>
+        <w:t>58</w:t>
       </w:r>
     </w:p>
     <w:p>
@@ -3640,7 +3640,7 @@
         </w:rPr>
         <w:t>5.5 Security properties supported by the proposed MVC-based consent architecture</w:t>
         <w:tab/>
-        <w:t>60</w:t>
+        <w:t>59</w:t>
       </w:r>
     </w:p>
     <w:p>
@@ -3660,7 +3660,7 @@
         </w:rPr>
         <w:t>6.1 Validation results of the prototype for identity and authority verification</w:t>
         <w:tab/>
-        <w:t>72</w:t>
+        <w:t>71</w:t>
       </w:r>
     </w:p>
     <w:p>
@@ -3718,10 +3718,10 @@
     <w:p>
       <w:pPr>
         <w:sectPr>
-          <w:headerReference w:type="default" r:id="rId48"/>
-          <w:headerReference w:type="even" r:id="rId49"/>
-          <w:footerReference w:type="default" r:id="rId50"/>
-          <w:footerReference w:type="even" r:id="rId51"/>
+          <w:headerReference w:type="default" r:id="rId49"/>
+          <w:headerReference w:type="even" r:id="rId50"/>
+          <w:footerReference w:type="default" r:id="rId51"/>
+          <w:footerReference w:type="even" r:id="rId52"/>
           <w:pgSz w:w="11906" w:h="16838"/>
           <w:pgMar w:top="1417" w:right="1701" w:bottom="1417" w:left="1701" w:header="737" w:footer="737" w:gutter="0"/>
           <w:pgNumType w:fmt="lowerRoman" w:start="1"/>
@@ -31283,46 +31283,35 @@
     </w:p>
     <w:p>
       <w:pPr>
-        <w:keepNext/>
-        <w:spacing w:before="160" w:after="60"/>
         <w:jc w:val="center"/>
       </w:pPr>
       <w:r>
-        <w:rPr>
-          <w:noProof/>
-        </w:rPr>
         <w:drawing>
-          <wp:inline distT="0" distB="0" distL="0" distR="0" wp14:anchorId="363ECF6C" wp14:editId="22A82C44">
-            <wp:extent cx="5715000" cy="5000625"/>
-            <wp:effectExtent l="0" t="0" r="0" b="0"/>
-            <wp:docPr id="510887197" name="F44_slide.png" descr="The four gates that an access request passes before data are released: identity (DID), authority (VC and signed approval), collective approval (threshold), and validity of the consent for the request (policy, time, lifecycle and the zero-knowledge proof). Each gate names what the current prototype checks, and a failure at any gate produces DENY. The prototype records the decision matrix in the audit ledger for every request, including one against a consent that is not ACTIVE" title="The four gates that an access request passes before data are released: identity (DID), authority (VC and signed approval), collective approval (threshold), and validity of the consent for the request (policy, time, lifecycle and the zero-knowledge proof). Each gate names what the current prototype checks, and a failure at any gate produces DENY. The prototype records the decision matrix in the audit ledger for every request, including one against a consent that is not ACTIVE"/>
+          <wp:inline xmlns:a="http://schemas.openxmlformats.org/drawingml/2006/main" xmlns:pic="http://schemas.openxmlformats.org/drawingml/2006/picture">
+            <wp:extent cx="5400000" cy="3436780"/>
+            <wp:docPr id="2086885383" name="Picture 2086885383"/>
             <wp:cNvGraphicFramePr>
-              <a:graphicFrameLocks xmlns:a="http://schemas.openxmlformats.org/drawingml/2006/main" noChangeAspect="1"/>
+              <a:graphicFrameLocks noChangeAspect="1"/>
             </wp:cNvGraphicFramePr>
-            <a:graphic xmlns:a="http://schemas.openxmlformats.org/drawingml/2006/main">
+            <a:graphic>
               <a:graphicData uri="http://schemas.openxmlformats.org/drawingml/2006/picture">
-                <pic:pic xmlns:pic="http://schemas.openxmlformats.org/drawingml/2006/picture">
+                <pic:pic>
                   <pic:nvPicPr>
-                    <pic:cNvPr id="0" name=""/>
-                    <pic:cNvPicPr>
-                      <a:picLocks noChangeAspect="1" noChangeArrowheads="1"/>
-                    </pic:cNvPicPr>
+                    <pic:cNvPr id="0" name="ch5_gates.png"/>
+                    <pic:cNvPicPr/>
                   </pic:nvPicPr>
                   <pic:blipFill>
-                    <a:blip r:embed="rId12"/>
-                    <a:srcRect/>
+                    <a:blip r:embed="rId38"/>
                     <a:stretch>
                       <a:fillRect/>
                     </a:stretch>
                   </pic:blipFill>
-                  <pic:spPr bwMode="auto">
+                  <pic:spPr>
                     <a:xfrm>
                       <a:off x="0" y="0"/>
-                      <a:ext cx="5715000" cy="5000625"/>
+                      <a:ext cx="5400000" cy="3436780"/>
                     </a:xfrm>
-                    <a:prstGeom prst="rect">
-                      <a:avLst/>
-                    </a:prstGeom>
+                    <a:prstGeom prst="rect"/>
                   </pic:spPr>
                 </pic:pic>
               </a:graphicData>
@@ -35854,7 +35843,7 @@
         <w:drawing>
           <wp:inline xmlns:a="http://schemas.openxmlformats.org/drawingml/2006/main" xmlns:pic="http://schemas.openxmlformats.org/drawingml/2006/picture">
             <wp:extent cx="4860000" cy="3645000"/>
-            <wp:docPr id="2086885383" name="Picture 2086885383"/>
+            <wp:docPr id="2086885384" name="Picture 2086885384"/>
             <wp:cNvGraphicFramePr>
               <a:graphicFrameLocks noChangeAspect="1"/>
             </wp:cNvGraphicFramePr>
@@ -35866,7 +35855,7 @@
                     <pic:cNvPicPr/>
                   </pic:nvPicPr>
                   <pic:blipFill>
-                    <a:blip r:embed="rId38"/>
+                    <a:blip r:embed="rId39"/>
                     <a:stretch>
                       <a:fillRect/>
                     </a:stretch>
@@ -35947,7 +35936,7 @@
         <w:drawing>
           <wp:inline xmlns:a="http://schemas.openxmlformats.org/drawingml/2006/main" xmlns:pic="http://schemas.openxmlformats.org/drawingml/2006/picture">
             <wp:extent cx="4860000" cy="2930294"/>
-            <wp:docPr id="2086885384" name="Picture 2086885384"/>
+            <wp:docPr id="2086885385" name="Picture 2086885385"/>
             <wp:cNvGraphicFramePr>
               <a:graphicFrameLocks noChangeAspect="1"/>
             </wp:cNvGraphicFramePr>
@@ -35959,7 +35948,7 @@
                     <pic:cNvPicPr/>
                   </pic:nvPicPr>
                   <pic:blipFill>
-                    <a:blip r:embed="rId39"/>
+                    <a:blip r:embed="rId40"/>
                     <a:stretch>
                       <a:fillRect/>
                     </a:stretch>
@@ -36338,7 +36327,7 @@
                 <w:color w:val="000000"/>
                 <w:sz w:val="20"/>
               </w:rPr>
-              <w:t>Invalid identities rejected before anything is stored; valid identities accepted.</w:t>
+              <w:t>Identifiers without a valid credential rejected before anything is stored; valid identifiers holding valid credentials accepted.</w:t>
             </w:r>
           </w:p>
         </w:tc>
@@ -36415,7 +36404,7 @@
                 <w:color w:val="000000"/>
                 <w:sz w:val="20"/>
               </w:rPr>
-              <w:t>Step 3: the guardian set G and the threshold N; no guardian may appear twice.</w:t>
+              <w:t>Steps 3 and 7: the guardian set G, and the threshold N derived from it as |G|; no guardian may appear twice.</w:t>
             </w:r>
           </w:p>
         </w:tc>
@@ -36862,7 +36851,7 @@
                 <w:color w:val="000000"/>
                 <w:sz w:val="20"/>
               </w:rPr>
-              <w:t>Steps 8 and 9: the consent identifier is generated and the object is created in the state PENDING_SIGNATURE.</w:t>
+              <w:t>Steps 8 to 10: the consent identifier is generated, the object is constructed and persisted, and its state becomes PENDING_SIGNATURE.</w:t>
             </w:r>
           </w:p>
         </w:tc>
@@ -38153,7 +38142,7 @@
         <w:drawing>
           <wp:inline xmlns:a="http://schemas.openxmlformats.org/drawingml/2006/main" xmlns:pic="http://schemas.openxmlformats.org/drawingml/2006/picture">
             <wp:extent cx="4680000" cy="2220317"/>
-            <wp:docPr id="2086885385" name="Picture 2086885385"/>
+            <wp:docPr id="2086885386" name="Picture 2086885386"/>
             <wp:cNvGraphicFramePr>
               <a:graphicFrameLocks noChangeAspect="1"/>
             </wp:cNvGraphicFramePr>
@@ -38165,7 +38154,7 @@
                     <pic:cNvPicPr/>
                   </pic:nvPicPr>
                   <pic:blipFill>
-                    <a:blip r:embed="rId40"/>
+                    <a:blip r:embed="rId41"/>
                     <a:stretch>
                       <a:fillRect/>
                     </a:stretch>
@@ -38225,7 +38214,7 @@
         <w:drawing>
           <wp:inline xmlns:a="http://schemas.openxmlformats.org/drawingml/2006/main" xmlns:pic="http://schemas.openxmlformats.org/drawingml/2006/picture">
             <wp:extent cx="3780000" cy="2281520"/>
-            <wp:docPr id="2086885386" name="Picture 2086885386"/>
+            <wp:docPr id="2086885387" name="Picture 2086885387"/>
             <wp:cNvGraphicFramePr>
               <a:graphicFrameLocks noChangeAspect="1"/>
             </wp:cNvGraphicFramePr>
@@ -38237,7 +38226,7 @@
                     <pic:cNvPicPr/>
                   </pic:nvPicPr>
                   <pic:blipFill>
-                    <a:blip r:embed="rId41"/>
+                    <a:blip r:embed="rId42"/>
                     <a:stretch>
                       <a:fillRect/>
                     </a:stretch>
@@ -39933,7 +39922,7 @@
         <w:drawing>
           <wp:inline xmlns:a="http://schemas.openxmlformats.org/drawingml/2006/main" xmlns:pic="http://schemas.openxmlformats.org/drawingml/2006/picture">
             <wp:extent cx="3780000" cy="3224426"/>
-            <wp:docPr id="2086885387" name="Picture 2086885387"/>
+            <wp:docPr id="2086885388" name="Picture 2086885388"/>
             <wp:cNvGraphicFramePr>
               <a:graphicFrameLocks noChangeAspect="1"/>
             </wp:cNvGraphicFramePr>
@@ -39945,7 +39934,7 @@
                     <pic:cNvPicPr/>
                   </pic:nvPicPr>
                   <pic:blipFill>
-                    <a:blip r:embed="rId42"/>
+                    <a:blip r:embed="rId43"/>
                     <a:stretch>
                       <a:fillRect/>
                     </a:stretch>
@@ -39984,7 +39973,7 @@
         <w:drawing>
           <wp:inline xmlns:a="http://schemas.openxmlformats.org/drawingml/2006/main" xmlns:pic="http://schemas.openxmlformats.org/drawingml/2006/picture">
             <wp:extent cx="4860000" cy="2096471"/>
-            <wp:docPr id="2086885388" name="Picture 2086885388"/>
+            <wp:docPr id="2086885389" name="Picture 2086885389"/>
             <wp:cNvGraphicFramePr>
               <a:graphicFrameLocks noChangeAspect="1"/>
             </wp:cNvGraphicFramePr>
@@ -39996,7 +39985,7 @@
                     <pic:cNvPicPr/>
                   </pic:nvPicPr>
                   <pic:blipFill>
-                    <a:blip r:embed="rId43"/>
+                    <a:blip r:embed="rId44"/>
                     <a:stretch>
                       <a:fillRect/>
                     </a:stretch>
@@ -40035,7 +40024,7 @@
         <w:drawing>
           <wp:inline xmlns:a="http://schemas.openxmlformats.org/drawingml/2006/main" xmlns:pic="http://schemas.openxmlformats.org/drawingml/2006/picture">
             <wp:extent cx="4860000" cy="2906470"/>
-            <wp:docPr id="2086885389" name="Picture 2086885389"/>
+            <wp:docPr id="2086885390" name="Picture 2086885390"/>
             <wp:cNvGraphicFramePr>
               <a:graphicFrameLocks noChangeAspect="1"/>
             </wp:cNvGraphicFramePr>
@@ -40047,7 +40036,7 @@
                     <pic:cNvPicPr/>
                   </pic:nvPicPr>
                   <pic:blipFill>
-                    <a:blip r:embed="rId44"/>
+                    <a:blip r:embed="rId45"/>
                     <a:stretch>
                       <a:fillRect/>
                     </a:stretch>
@@ -41679,10 +41668,10 @@
       </w:r>
     </w:p>
     <w:sectPr>
-      <w:headerReference w:type="default" r:id="rId52"/>
-      <w:headerReference w:type="even" r:id="rId53"/>
-      <w:footerReference w:type="default" r:id="rId54"/>
-      <w:footerReference w:type="even" r:id="rId55"/>
+      <w:headerReference w:type="default" r:id="rId53"/>
+      <w:headerReference w:type="even" r:id="rId54"/>
+      <w:footerReference w:type="default" r:id="rId55"/>
+      <w:footerReference w:type="even" r:id="rId56"/>
       <w:pgSz w:w="11906" w:h="16838"/>
       <w:pgMar w:top="1417" w:right="1701" w:bottom="1417" w:left="1701" w:header="737" w:footer="737" w:gutter="0"/>
       <w:pgNumType w:fmt="decimal" w:start="1"/>

--- a/docs/Yasir_Thesis_Chapters_1-6.docx
+++ b/docs/Yasir_Thesis_Chapters_1-6.docx
@@ -1562,7 +1562,7 @@
         </w:rPr>
         <w:t>2.6 Conclusion</w:t>
         <w:tab/>
-        <w:t>28</w:t>
+        <w:t>27</w:t>
       </w:r>
     </w:p>
     <w:p>
@@ -6851,7 +6851,7 @@
     <w:p>
       <w:pPr/>
       <w:r>
-        <w:t>Each question was answered Yes or No, and any study which has at least three Yes answers to the six questions, and meets the eligibility criteria of Step 2, is included in this SLR. Of the 39 full-text studies, 25 satisfied the criteria, as shown in Table 2.3. Each included study was then coded Yes or No against each of the six requirements, Req 1 to Req 6, with a page reference for every Yes. A study is core if its gap-impact verdict is contradicts, weakens or narrows, or if it provides a multi-party approval mechanism. Of the 25 included studies, S1 to S25, 23 are core studies and 2 are supporting studies (Albalwy, Brass &amp; Davies 2021; Li et al. 2026a).</w:t>
+        <w:t>Each question was answered Yes or No, and any study which has at least three Yes answers to the six questions, and meets the eligibility criteria of Step 2, is included in this SLR. These questions decide whether a study enters the review; whether it satisfies the requirements of Section 2.2 is decided separately in Section 2.4. Of the 39 full-text studies, 25 satisfied the criteria, as shown in Table 2.3. Each included study was then coded Yes or No against each of the six requirements, Req 1 to Req 6, with a page reference for every Yes. A study is core if its gap-impact verdict is contradicts, weakens or narrows, or if it provides a multi-party approval mechanism. Of the 25 included studies, S1 to S25, 23 are core studies and 2 are supporting studies (Albalwy, Brass &amp; Davies 2021; Li et al. 2026a).</w:t>
       </w:r>
     </w:p>
     <w:p>
@@ -20632,7 +20632,13 @@
         <w:t>Table 2.10 summarises</w:t>
       </w:r>
       <w:r>
-        <w:t xml:space="preserve"> the 25 studies against the six requirements, where Yes denotes that the requirement is fully satisfied and No that it is not fully satisfied. </w:t>
+        <w:t xml:space="preserve"> the 25 studies against the six requirements</w:t>
+      </w:r>
+      <w:r>
+        <w:t>.</w:t>
+      </w:r>
+      <w:r>
+        <w:t xml:space="preserve"> </w:t>
       </w:r>
       <w:r>
         <w:t>In the Req 6 column each study takes the higher of its formal assurance grade and its empirical validation grade.</w:t>
@@ -27310,7 +27316,13 @@
         <w:t>assurance gap</w:t>
       </w:r>
       <w:r>
-        <w:t xml:space="preserve">, since co-existing conditions are neither proved nor tested as an authorisation decision, and any proof covers only a fragment of the predicate. As shown in Figure 2.2, the proposed research addresses both gaps by developing a trusted multi-party consent governance framework in which consent is represented as an evaluable authorisation object. Each of Req 1 to Req 6 also leaves a requirement-level gap, termed Gap 1 to Gap 6 and </w:t>
+        <w:t xml:space="preserve">, </w:t>
+      </w:r>
+      <w:r>
+        <w:t>since the studies that combine several conditions test their own decisions, but none proves or tests the complete conjunction that includes multi-party approval</w:t>
+      </w:r>
+      <w:r>
+        <w:t xml:space="preserve">, and any proof covers only a fragment of the predicate. As shown in Figure 2.2, the proposed research addresses both gaps by developing a trusted multi-party consent governance framework in which consent is represented as an evaluable authorisation object. Each of Req 1 to Req 6 also leaves a requirement-level gap, termed Gap 1 to Gap 6 and </w:t>
       </w:r>
       <w:r>
         <w:t>stated in Chapter 3</w:t>
@@ -27496,7 +27508,7 @@
         <w:t>Inability to bind purpose and data scope to the same decision as identity, authority and approval (Req 4):</w:t>
       </w:r>
       <w:r>
-        <w:t xml:space="preserve"> Purpose and data-scope constraints are enforced by 10 of the 25 studies (Table 2.10), but in none of them are they bound to the same decision as identity, authority and multi-party approval; in the reviewed studies, multi-party approval is never conjoined with a purpose condition (Madine et al. 2020; Punia et al. 2025; Tan, Chi &amp; Lam 2024). Without this binding, a valid identity and sufficient approvals can be used to obtain data outside the authorised scope.</w:t>
+        <w:t xml:space="preserve"> Policy controls on purpose or data scope are enforced by 10 of the 25 studies (Table 2.10), only six of which evaluate purpose-of-use as part of the access decision, and in none of them are they bound to the same decision as identity, authority and multi-party approval; in the reviewed studies, multi-party approval is never conjoined with a purpose condition (Madine et al. 2020; Punia et al. 2025; Tan, Chi &amp; Lam 2024). Without this binding, a valid identity and sufficient approvals can be used to obtain data outside the authorised scope.</w:t>
       </w:r>
     </w:p>
     <w:p>
@@ -27516,10 +27528,10 @@
           <w:i/>
           <w:u w:val="single"/>
         </w:rPr>
-        <w:t>Absence of temporal and lifecycle evaluation at the time of each access request (Req 5):</w:t>
-      </w:r>
-      <w:r>
-        <w:t xml:space="preserve"> Req 5 is graded Yes in 8 of the 25 studies (Table 2.10). In these studies, the validity period, the lifecycle state and the revocation of a consent are enforced on a credential or at registration rather than evaluated when the request is made. Without such evaluation, a consent that has expired or been revoked remains usable once its approvals have been recorded.</w:t>
+        <w:t>Absence of temporal and lifecycle evaluation integrated with the complete access decision (Req 5):</w:t>
+      </w:r>
+      <w:r>
+        <w:t xml:space="preserve"> Req 5 is graded Yes in 8 of the 25 studies (Table 2.10). While some of them, such as (Eneh et al. 2026; Panagoulias et al. 2026), evaluate the validity period or the revocation of a consent at the time of the request, the others enforce them on a credential or at registration, and none integrates them with the complete multi-party authorisation decision. Without such integration, a consent that has expired or been revoked can remain usable once its approvals have been recorded.</w:t>
       </w:r>
     </w:p>
     <w:p>
@@ -27596,7 +27608,7 @@
         <w:t xml:space="preserve">Consent is represented as the evaluable object C = (I, A, P, T, L, E), created through Algorithm 1 and evaluated at every access request. </w:t>
       </w:r>
       <w:r>
-        <w:t>This requirement is delivered by RO1, presented in Chapter 5.</w:t>
+        <w:t>This requirement is addressed through RO1, presented in Chapter 5.</w:t>
       </w:r>
     </w:p>
     <w:p>
@@ -27611,10 +27623,10 @@
     <w:p>
       <w:pPr/>
       <w:r>
-        <w:t xml:space="preserve">DID and VC verification separates identity from authority and is evaluated as VI through Algorithm 2. The prototype checks the DID format, verifies each guardian's credential before the signature is added, and verifies the requesting doctor's credential at every access request. Full DID resolution is planned for the next stage. </w:t>
-      </w:r>
-      <w:r>
-        <w:t>This requirement is delivered by RO2, presented in Chapter 6.</w:t>
+        <w:t xml:space="preserve">DID and VC verification separates identity from authority and is evaluated as VI through Algorithm 2. The prototype checks the DID format, verifies each guardian's credential before the signature is added, and verifies the requesting doctor's credential at every access request. </w:t>
+      </w:r>
+      <w:r>
+        <w:t>This requirement is addressed through RO2, presented in Chapter 6.</w:t>
       </w:r>
     </w:p>
     <w:p>
@@ -27632,7 +27644,7 @@
         <w:t xml:space="preserve">N-of-N approval by the guardian set G with EIP-712 guardian signatures (Bloemen, Logvinov &amp; Evans 2017), evaluated as VA through Algorithm 3. </w:t>
       </w:r>
       <w:r>
-        <w:t>This requirement is delivered by RO3, presented in Chapter 7.</w:t>
+        <w:t>This requirement is addressed through RO3, presented in Chapter 7.</w:t>
       </w:r>
     </w:p>
     <w:p>
@@ -27650,7 +27662,7 @@
         <w:t xml:space="preserve">Purpose and a non-empty data scope within the consent are evaluated as VP through Algorithm 4. </w:t>
       </w:r>
       <w:r>
-        <w:t>This requirement is delivered by RO4, presented in Chapter 8.</w:t>
+        <w:t>This requirement is addressed through RO4, presented in Chapter 8.</w:t>
       </w:r>
     </w:p>
     <w:p>
@@ -27665,10 +27677,10 @@
     <w:p>
       <w:pPr/>
       <w:r>
-        <w:t xml:space="preserve">The validity window VT, revocation, the lifecycle states, and the on-chain revocation on Sepolia are implemented, as specified in Algorithm 5. The SUSPENDED state and the lifecycle transition check are not yet implemented. </w:t>
-      </w:r>
-      <w:r>
-        <w:t>This requirement is delivered by RO5, presented in Chapter 9.</w:t>
+        <w:t xml:space="preserve">The validity window VT, revocation, the lifecycle states, and the on-chain revocation on Sepolia are implemented, as specified in Algorithm 5. </w:t>
+      </w:r>
+      <w:r>
+        <w:t>This requirement is addressed through RO5, presented in Chapter 9.</w:t>
       </w:r>
     </w:p>
     <w:p>
@@ -27683,10 +27695,10 @@
     <w:p>
       <w:pPr/>
       <w:r>
-        <w:t xml:space="preserve">Audit ledger evidence and 46 automated tests, including twelve attack scenarios A1 to A12. The testing part of Algorithm 6 is done. Formal analysis is left for the next stage. </w:t>
-      </w:r>
-      <w:r>
-        <w:t>This requirement is delivered by RO6, presented in Chapter 10.</w:t>
+        <w:t xml:space="preserve">Audit ledger evidence and 46 automated tests, including twelve attack scenarios A1 to A12. </w:t>
+      </w:r>
+      <w:r>
+        <w:t>This requirement is addressed through RO6, presented in Chapter 10.</w:t>
       </w:r>
     </w:p>
     <w:p>
@@ -27707,7 +27719,7 @@
     <w:p>
       <w:pPr/>
       <w:r>
-        <w:t>The review shows that each requirement is met by some of the studies, but that no study meets them together. Multi-party approval, where it appears, is a contingency path, an admission gate or a registration-time co-consent, not a standing condition of every access decision with an approving set defined by the patient. Purpose and data scope are rarely bound to the same decision as identity, authority and approval, and temporal validity and revocation are usually enforced on a credential rather than at the time of each request. Where several conditions are combined, the combined decision is neither proved nor systematically tested. These findings form the conjunction gap and the assurance gap. The next chapter states these gaps, the research questions that follow from them, and the objectives of this thesis.</w:t>
+        <w:t>The review shows that each requirement is met by some of the studies, but that no study meets them together. Multi-party approval, where it appears, is a contingency path, an admission gate or a registration-time co-consent, not a standing condition of every access decision with an approving set defined by the patient. Purpose and data scope are rarely bound to the same decision as identity, authority and approval, and temporal validity and revocation are usually enforced on a credential rather than at the time of each request. Where several conditions are combined, some studies test their own decisions, but none proves or tests the complete conjunction defined in this review, including patient-defined multi-party approval as a standing condition of access. These findings form the conjunction gap and the assurance gap. The next chapter states these gaps, the research questions that follow from them, and the objectives of this thesis.</w:t>
       </w:r>
     </w:p>
     <w:p>
@@ -27890,7 +27902,7 @@
       <w:r>
         <w:t>5.</w:t>
         <w:tab/>
-        <w:t>There is no evaluation of temporal validity, lifecycle state and revocation at the moment of each access request; where they exist, they are enforced on a credential or at registration.</w:t>
+        <w:t>There is no evaluation of temporal validity, lifecycle state and revocation that is integrated with the complete access decision; where they are evaluated at the time of the request, they stand apart from the identity, authority and approval conditions, and elsewhere they are enforced on a credential or at registration.</w:t>
       </w:r>
     </w:p>
     <w:p>

--- a/docs/Yasir_Thesis_Chapters_1-6.docx
+++ b/docs/Yasir_Thesis_Chapters_1-6.docx
@@ -30566,7 +30566,13 @@
     <w:p>
       <w:pPr/>
       <w:r>
-        <w:t>In this chapter, firstly the research architecture on which the whole framework is built is presented. There are three layers in the architecture, and the role of each layer is explained in this chapter. Furthermore, a model is proposed to represent patient consent as an evaluable authorisation object; this provides a complete solution to research objective 1. In this chapter, we also present the results of the validation of the proposed solution to research question one. To validate this research question, we built the HALAH prototype and used the following technologies to test the system:</w:t>
+        <w:t xml:space="preserve">In this chapter, firstly the research architecture on which the whole framework is built is presented. There are three layers in the architecture, and the role of each layer is explained in this chapter. Furthermore, a model is proposed to represent patient consent as an evaluable authorisation object</w:t>
+      </w:r>
+      <w:r>
+        <w:t xml:space="preserve">. This provides</w:t>
+      </w:r>
+      <w:r>
+        <w:t xml:space="preserve"> a complete solution to research objective 1. In this chapter, we also present the results of the validation of the proposed solution to research question one. To validate this research question, we built the HALAH prototype and used the following technologies to test the system:</w:t>
       </w:r>
     </w:p>
     <w:p>
@@ -30588,7 +30594,19 @@
         <w:t xml:space="preserve">Blockchain: </w:t>
       </w:r>
       <w:r>
-        <w:t>A blockchain is a decentralised and distributed ledger in which a recorded entry cannot be altered retroactively without altering the blocks that follow it (Wood 2014). In HALAH the chain holds no medical content; it anchors only the state of an approved consent, as a soulbound token (Cai 2022) that cannot be transferred, and its revocation. The Ethereum test network Sepolia (Ethereum Foundation 2026b) was chosen because it runs the same virtual machine as the main network, so the contract behaves as it would in production, while its ether has no monetary value. The contract was deployed and its transactions sent through the MetaMask wallet (Consensys 2026), and every transaction is publicly visible on Etherscan.</w:t>
+        <w:t xml:space="preserve">A blockchain is a decentralised and distributed ledger in which a recorded entry cannot be altered retroactively without altering the blocks that follow it (Wood 2014). In HALAH the chain holds no medical content</w:t>
+      </w:r>
+      <w:r>
+        <w:t xml:space="preserve">. It anchors</w:t>
+      </w:r>
+      <w:r>
+        <w:t xml:space="preserve"> only the state of an approved consent, as a soulbound token (Cai 2022) that cannot be transferred, and its revocation. The Ethereum test network Sepolia (Ethereum Foundation 2026b) was chosen because it runs the same virtual machine as the main network, so the contract behaves as it would in production, while its ether has no monetary value. </w:t>
+      </w:r>
+      <w:r>
+        <w:t xml:space="preserve">The contract was deployed through</w:t>
+      </w:r>
+      <w:r>
+        <w:t xml:space="preserve"> the MetaMask wallet (Consensys 2026), and every transaction is publicly visible on Etherscan.</w:t>
       </w:r>
     </w:p>
     <w:p>
@@ -30654,7 +30672,13 @@
         <w:t xml:space="preserve">Decentralised identifiers and verifiable credentials: </w:t>
       </w:r>
       <w:r>
-        <w:t>Every participant is named by a decentralised identifier (W3C 2022) and holds a role credential (W3C 2025) signed by a trusted issuer, so the identity of a participant and the authority of that participant are verified as two separate conditions, as Chapter 6 presents.</w:t>
+        <w:t xml:space="preserve">Every participant is named by a decentralised identifier </w:t>
+      </w:r>
+      <w:r>
+        <w:t xml:space="preserve">(W3C 2022), and the doctor and each guardian hold a role credential</w:t>
+      </w:r>
+      <w:r>
+        <w:t xml:space="preserve"> (W3C 2025) signed by a trusted issuer, so the identity of a participant and the authority of that participant are verified as two separate conditions, as Chapter 6 presents.</w:t>
       </w:r>
     </w:p>
     <w:p>
@@ -31213,7 +31237,7 @@
           <wp:inline distT="0" distB="0" distL="0" distR="0" wp14:anchorId="4803924F" wp14:editId="4C10A961">
             <wp:extent cx="3676650" cy="5334000"/>
             <wp:effectExtent l="0" t="0" r="0" b="0"/>
-            <wp:docPr id="2086885382" name="F8.png" descr="Trust predicate evaluation and authorisation decision flow (in the current prototype, VI also checks the EIP-712 signature of each listed guardian, and a refusal for a consent that is not ACTIVE is recorded in the audit ledger like any other refusal, while the check labelled VL in the prototype interface is the exploratory jurisdiction check VJ)" title="Trust predicate evaluation and authorisation decision flow (in the current prototype, VI also checks the EIP-712 signature of each listed guardian, and a refusal for a consent that is not ACTIVE is recorded in the audit ledger like any other refusal, while the check labelled VL in the prototype interface is the exploratory jurisdiction check VJ)"/>
+            <wp:docPr id="2086885382" name="F8.png" descr="Trust predicate evaluation and authorisation decision flow" title="Trust predicate evaluation and authorisation decision flow"/>
             <wp:cNvGraphicFramePr>
               <a:graphicFrameLocks xmlns:a="http://schemas.openxmlformats.org/drawingml/2006/main" noChangeAspect="1"/>
             </wp:cNvGraphicFramePr>
@@ -32750,7 +32774,25 @@
                 <w:sz w:val="20"/>
                 <w:szCs w:val="17"/>
               </w:rPr>
-              <w:t>Central identity provider; institution login</w:t>
+              <w:t xml:space="preserve">Central identity provider</w:t>
+            </w:r>
+            <w:r>
+              <w:rPr>
+                <w:rFonts w:ascii="Palatino Linotype" w:hAnsi="Palatino Linotype" w:cs="Palatino Linotype"/>
+                <w:color w:val="000000"/>
+                <w:sz w:val="20"/>
+                <w:szCs w:val="17"/>
+              </w:rPr>
+              <w:t xml:space="preserve">,</w:t>
+            </w:r>
+            <w:r>
+              <w:rPr>
+                <w:rFonts w:ascii="Palatino Linotype" w:hAnsi="Palatino Linotype" w:cs="Palatino Linotype"/>
+                <w:color w:val="000000"/>
+                <w:sz w:val="20"/>
+                <w:szCs w:val="17"/>
+              </w:rPr>
+              <w:t xml:space="preserve"> institution login</w:t>
             </w:r>
           </w:p>
         </w:tc>
@@ -32786,7 +32828,25 @@
                 <w:sz w:val="20"/>
                 <w:szCs w:val="17"/>
               </w:rPr>
-              <w:t>A DID for every participant; identity kept separate from authority</w:t>
+              <w:t xml:space="preserve">A DID for every participant</w:t>
+            </w:r>
+            <w:r>
+              <w:rPr>
+                <w:rFonts w:ascii="Palatino Linotype" w:hAnsi="Palatino Linotype" w:cs="Palatino Linotype"/>
+                <w:color w:val="000000"/>
+                <w:sz w:val="20"/>
+                <w:szCs w:val="17"/>
+              </w:rPr>
+              <w:t xml:space="preserve">,</w:t>
+            </w:r>
+            <w:r>
+              <w:rPr>
+                <w:rFonts w:ascii="Palatino Linotype" w:hAnsi="Palatino Linotype" w:cs="Palatino Linotype"/>
+                <w:color w:val="000000"/>
+                <w:sz w:val="20"/>
+                <w:szCs w:val="17"/>
+              </w:rPr>
+              <w:t xml:space="preserve"> identity kept separate from authority</w:t>
             </w:r>
           </w:p>
         </w:tc>
@@ -33012,7 +33072,25 @@
                 <w:sz w:val="20"/>
                 <w:szCs w:val="17"/>
               </w:rPr>
-              <w:t>All listed guardians sign (EIP-712); no single party can approve alone</w:t>
+              <w:t xml:space="preserve">All listed guardians sign (EIP-712)</w:t>
+            </w:r>
+            <w:r>
+              <w:rPr>
+                <w:rFonts w:ascii="Palatino Linotype" w:hAnsi="Palatino Linotype" w:cs="Palatino Linotype"/>
+                <w:color w:val="000000"/>
+                <w:sz w:val="20"/>
+                <w:szCs w:val="17"/>
+              </w:rPr>
+              <w:t xml:space="preserve">,</w:t>
+            </w:r>
+            <w:r>
+              <w:rPr>
+                <w:rFonts w:ascii="Palatino Linotype" w:hAnsi="Palatino Linotype" w:cs="Palatino Linotype"/>
+                <w:color w:val="000000"/>
+                <w:sz w:val="20"/>
+                <w:szCs w:val="17"/>
+              </w:rPr>
+              <w:t xml:space="preserve"> no single party can approve alone</w:t>
             </w:r>
           </w:p>
         </w:tc>
@@ -33238,7 +33316,25 @@
                 <w:sz w:val="20"/>
                 <w:szCs w:val="17"/>
               </w:rPr>
-              <w:t>Validity window and revocation checked each time; on-chain revoke</w:t>
+              <w:t xml:space="preserve">Validity window and revocation checked each time</w:t>
+            </w:r>
+            <w:r>
+              <w:rPr>
+                <w:rFonts w:ascii="Palatino Linotype" w:hAnsi="Palatino Linotype" w:cs="Palatino Linotype"/>
+                <w:color w:val="000000"/>
+                <w:sz w:val="20"/>
+                <w:szCs w:val="17"/>
+              </w:rPr>
+              <w:t xml:space="preserve">,</w:t>
+            </w:r>
+            <w:r>
+              <w:rPr>
+                <w:rFonts w:ascii="Palatino Linotype" w:hAnsi="Palatino Linotype" w:cs="Palatino Linotype"/>
+                <w:color w:val="000000"/>
+                <w:sz w:val="20"/>
+                <w:szCs w:val="17"/>
+              </w:rPr>
+              <w:t xml:space="preserve"> on-chain revoke</w:t>
             </w:r>
           </w:p>
         </w:tc>
@@ -33351,7 +33447,25 @@
                 <w:sz w:val="20"/>
                 <w:szCs w:val="17"/>
               </w:rPr>
-              <w:t>Every access decision, allowed or denied, logged off-chain with its decision matrix; consent state anchored on Sepolia</w:t>
+              <w:t xml:space="preserve">Every access decision, allowed or denied, logged off-chain with its decision matrix</w:t>
+            </w:r>
+            <w:r>
+              <w:rPr>
+                <w:rFonts w:ascii="Palatino Linotype" w:hAnsi="Palatino Linotype" w:cs="Palatino Linotype"/>
+                <w:color w:val="000000"/>
+                <w:sz w:val="20"/>
+                <w:szCs w:val="17"/>
+              </w:rPr>
+              <w:t xml:space="preserve">,</w:t>
+            </w:r>
+            <w:r>
+              <w:rPr>
+                <w:rFonts w:ascii="Palatino Linotype" w:hAnsi="Palatino Linotype" w:cs="Palatino Linotype"/>
+                <w:color w:val="000000"/>
+                <w:sz w:val="20"/>
+                <w:szCs w:val="17"/>
+              </w:rPr>
+              <w:t xml:space="preserve"> consent state anchored on Sepolia</w:t>
             </w:r>
           </w:p>
         </w:tc>
@@ -33611,7 +33725,7 @@
           <wp:inline distT="0" distB="0" distL="0" distR="0" wp14:anchorId="7ADA6155" wp14:editId="26D4F596">
             <wp:extent cx="5715000" cy="3162300"/>
             <wp:effectExtent l="0" t="0" r="0" b="0"/>
-            <wp:docPr id="71915820" name="F11.png" descr="Six-component consent model C = (I, A, P, T, L, E) with the content and supplier of each component, where L is the lifecycle state. The states shown are those of the design, and the states implemented in the prototype are given in Section 10.3" title="Six-component consent model C = (I, A, P, T, L, E) with the content and supplier of each component, where L is the lifecycle state. The states shown are those of the design, and the states implemented in the prototype are given in Section 10.3"/>
+            <wp:docPr id="71915820" name="F11.png" descr="Six-component consent model C = (I, A, P, T, L, E) with the content and supplier of each component, where L is the lifecycle state. The states shown are those of the design, and the states implemented in the prototype are given in Chapter 9" title="Six-component consent model C = (I, A, P, T, L, E) with the content and supplier of each component, where L is the lifecycle state. The states shown are those of the design, and the states implemented in the prototype are given in Chapter 9"/>
             <wp:cNvGraphicFramePr>
               <a:graphicFrameLocks xmlns:a="http://schemas.openxmlformats.org/drawingml/2006/main" noChangeAspect="1"/>
             </wp:cNvGraphicFramePr>
@@ -34797,7 +34911,13 @@
     <w:p>
       <w:pPr/>
       <w:r>
-        <w:t>We used the Ethereum test network Sepolia as the computing platform for the on-chain part of the prototype, and Solidity as its programming language (Ethereum Foundation 2026a). Sepolia was chosen because it runs the same virtual machine as the Ethereum main network, so the contract and its transactions behave as they would in production, while its ether has no monetary value, which allowed the mint and revoke transactions to be repeated during development. The prototype is not engineered for throughput or for a production deployment; its purpose is to validate the design.</w:t>
+        <w:t xml:space="preserve">We used the Ethereum test network Sepolia as the computing platform for the on-chain part of the prototype, and Solidity as its programming language (Ethereum Foundation 2026a). Sepolia was chosen because it runs the same virtual machine as the Ethereum main network, so the contract and its transactions behave as they would in production, while its ether has no monetary value, which allowed the mint and revoke transactions to be repeated during development. The prototype is not engineered for throughput or for a production deployment</w:t>
+      </w:r>
+      <w:r>
+        <w:t xml:space="preserve">. Its purpose</w:t>
+      </w:r>
+      <w:r>
+        <w:t xml:space="preserve"> is to validate the design.</w:t>
       </w:r>
     </w:p>
     <w:p>
@@ -35910,7 +36030,13 @@
     <w:p>
       <w:pPr/>
       <w:r>
-        <w:t>Objective one involves the representation of patient consent as an evaluable authorisation object. The result of RO1 is therefore the conceptual model of Sections 5.2 to 5.5, not a set of measurements. The prototype results reported in this section show only that the model can be realised and behaves as specified, so they are reported as outcomes, created or rejected, rather than as numbers; the quantitative evaluation of the complete framework is given in Chapter 10. The results of the validation carried out for this objective are shown in Figure 5.8 and Table 5.4, and the security properties of the architecture are examined in Table 5.5. RO1 is validated in two ways. First, the creation of the consent object is checked functionally: a valid specification must produce a consent object with all six components, and an invalid specification must be rejected before anything is stored. Second, the architecture is evaluated against the security properties it is designed to provide. The validation of the predicates that are evaluated against the consent object, VI, VA, VP, VT and VL, belongs to the chapters of RO2 to RO5, and the evaluation of the complete decision belongs to Chapter 10.</w:t>
+        <w:t xml:space="preserve">Objective one involves the representation of patient consent as an evaluable authorisation object. The result of RO1 is therefore the conceptual model of Sections 5.2 to 5.5, not a set of measurements. The prototype results reported in this section show only that the model can be realised and behaves as specified, so they are reported as outcomes, created or rejected, rather than as numbers</w:t>
+      </w:r>
+      <w:r>
+        <w:t xml:space="preserve">. The quantitative</w:t>
+      </w:r>
+      <w:r>
+        <w:t xml:space="preserve"> evaluation of the complete framework is given in Chapter 10. The results of the validation carried out for this objective are shown in Figure 5.8 and Table 5.4, and the security properties of the architecture are examined in Table 5.5. RO1 is validated in two ways. First, the creation of the consent object is checked functionally: a valid specification must produce a consent object with all six components, and an invalid specification must be rejected before anything is stored. Second, the architecture is evaluated against the security properties it is designed to provide. The validation of the predicates that are evaluated against the consent object, VI, VA, VP, VT and VL, belongs to the chapters of RO2 to RO5, and the evaluation of the complete decision belongs to Chapter 10.</w:t>
       </w:r>
     </w:p>
     <w:p>
@@ -35937,7 +36063,25 @@
     <w:p>
       <w:pPr/>
       <w:r>
-        <w:t>Automated tests. Two tests cover consent creation. The test test_patient_form_checks_the_doctor_and_the_guardians drives the patient form itself: it submits a malformed doctor DID, a guardian without a credential and a duplicate guardian, and asserts that each is refused with the right message, then submits a valid specification and asserts that the consent is created and logged. The test test_consent_persists_across_reload stores a consent, adds an approval, reloads the store from disk and asserts that the stored object is unchanged. The adversarial test A5 (test_A5_empty_scope_is_rejected) belongs to RO4 but also exercises the creation rule that the data scope must not be empty. All of these tests pass in the suite of 46 reported in Chapter 10.</w:t>
+        <w:t xml:space="preserve">Automated tests. Two tests cover consent creation. The test test_patient_form_checks_the_doctor_and_the_guardians drives the patient form itself: it submits </w:t>
+      </w:r>
+      <w:r>
+        <w:t xml:space="preserve">a doctor DID without a valid doctor credential</w:t>
+      </w:r>
+      <w:r>
+        <w:t xml:space="preserve">, a guardian without a credential and a duplicate guardian, and asserts that each is refused with the right message, then submits a valid specification and asserts that the consent is created and logged. The test test_consent_persists_across_reload stores a consent, adds an approval, reloads the store from disk and asserts that </w:t>
+      </w:r>
+      <w:r>
+        <w:t xml:space="preserve">the stored approval is unchanged</w:t>
+      </w:r>
+      <w:r>
+        <w:t xml:space="preserve">. </w:t>
+      </w:r>
+      <w:r>
+        <w:t xml:space="preserve">Both tests pass</w:t>
+      </w:r>
+      <w:r>
+        <w:t xml:space="preserve"> in the suite of 46 reported in Chapter 10.</w:t>
       </w:r>
     </w:p>
     <w:p>
@@ -36339,7 +36483,23 @@
                 <w:color w:val="000000"/>
                 <w:sz w:val="20"/>
               </w:rPr>
-              <w:t>Identifiers without a valid credential rejected before anything is stored; valid identifiers holding valid credentials accepted.</w:t>
+              <w:t xml:space="preserve">Identifiers without a valid credential rejected before anything is stored</w:t>
+            </w:r>
+            <w:r>
+              <w:rPr>
+                <w:rFonts w:ascii="Palatino Linotype" w:hAnsi="Palatino Linotype" w:cs="Palatino Linotype"/>
+                <w:color w:val="000000"/>
+                <w:sz w:val="20"/>
+              </w:rPr>
+              <w:t xml:space="preserve">. Valid</w:t>
+            </w:r>
+            <w:r>
+              <w:rPr>
+                <w:rFonts w:ascii="Palatino Linotype" w:hAnsi="Palatino Linotype" w:cs="Palatino Linotype"/>
+                <w:color w:val="000000"/>
+                <w:sz w:val="20"/>
+              </w:rPr>
+              <w:t xml:space="preserve"> identifiers holding valid credentials accepted.</w:t>
             </w:r>
           </w:p>
         </w:tc>
@@ -36416,7 +36576,23 @@
                 <w:color w:val="000000"/>
                 <w:sz w:val="20"/>
               </w:rPr>
-              <w:t>Steps 3 and 7: the guardian set G, and the threshold N derived from it as |G|; no guardian may appear twice.</w:t>
+              <w:t xml:space="preserve">Steps 3 and 7: the guardian set G, and the threshold N derived from it as |G|</w:t>
+            </w:r>
+            <w:r>
+              <w:rPr>
+                <w:rFonts w:ascii="Palatino Linotype" w:hAnsi="Palatino Linotype" w:cs="Palatino Linotype"/>
+                <w:color w:val="000000"/>
+                <w:sz w:val="20"/>
+              </w:rPr>
+              <w:t xml:space="preserve">. No guardian</w:t>
+            </w:r>
+            <w:r>
+              <w:rPr>
+                <w:rFonts w:ascii="Palatino Linotype" w:hAnsi="Palatino Linotype" w:cs="Palatino Linotype"/>
+                <w:color w:val="000000"/>
+                <w:sz w:val="20"/>
+              </w:rPr>
+              <w:t xml:space="preserve"> may appear twice.</w:t>
             </w:r>
           </w:p>
         </w:tc>
@@ -36488,7 +36664,23 @@
                 <w:color w:val="000000"/>
                 <w:sz w:val="20"/>
               </w:rPr>
-              <w:t>Duplicate guardian rejected; consent created with N set to the number of guardians.</w:t>
+              <w:t xml:space="preserve">Duplicate guardian rejected</w:t>
+            </w:r>
+            <w:r>
+              <w:rPr>
+                <w:rFonts w:ascii="Palatino Linotype" w:hAnsi="Palatino Linotype" w:cs="Palatino Linotype"/>
+                <w:color w:val="000000"/>
+                <w:sz w:val="20"/>
+              </w:rPr>
+              <w:t xml:space="preserve">. Consent created</w:t>
+            </w:r>
+            <w:r>
+              <w:rPr>
+                <w:rFonts w:ascii="Palatino Linotype" w:hAnsi="Palatino Linotype" w:cs="Palatino Linotype"/>
+                <w:color w:val="000000"/>
+                <w:sz w:val="20"/>
+              </w:rPr>
+              <w:t xml:space="preserve"> with N set to the number of guardians.</w:t>
             </w:r>
           </w:p>
         </w:tc>
@@ -36565,7 +36757,23 @@
                 <w:color w:val="000000"/>
                 <w:sz w:val="20"/>
               </w:rPr>
-              <w:t>Steps 4 and 5: the purpose and the data scope; the data scope must not be empty.</w:t>
+              <w:t xml:space="preserve">Steps 4 and 5: the purpose and the data scope</w:t>
+            </w:r>
+            <w:r>
+              <w:rPr>
+                <w:rFonts w:ascii="Palatino Linotype" w:hAnsi="Palatino Linotype" w:cs="Palatino Linotype"/>
+                <w:color w:val="000000"/>
+                <w:sz w:val="20"/>
+              </w:rPr>
+              <w:t xml:space="preserve">. The data scope must</w:t>
+            </w:r>
+            <w:r>
+              <w:rPr>
+                <w:rFonts w:ascii="Palatino Linotype" w:hAnsi="Palatino Linotype" w:cs="Palatino Linotype"/>
+                <w:color w:val="000000"/>
+                <w:sz w:val="20"/>
+              </w:rPr>
+              <w:t xml:space="preserve"> not be empty.</w:t>
             </w:r>
           </w:p>
         </w:tc>
@@ -36601,7 +36809,23 @@
                 <w:color w:val="000000"/>
                 <w:sz w:val="20"/>
               </w:rPr>
-              <w:t>Adversarial test A5 (test_A5_empty_scope_is_rejected). Scenario 1 recorded the four data modules and the purpose Treatment; the purpose vocabulary check is exercised by the automated tests.</w:t>
+              <w:t xml:space="preserve">Scenario 1 recorded the four data modules and the purpose Treatment</w:t>
+            </w:r>
+            <w:r>
+              <w:rPr>
+                <w:rFonts w:ascii="Palatino Linotype" w:hAnsi="Palatino Linotype" w:cs="Palatino Linotype"/>
+                <w:color w:val="000000"/>
+                <w:sz w:val="20"/>
+              </w:rPr>
+              <w:t xml:space="preserve">. The purpose vocabulary</w:t>
+            </w:r>
+            <w:r>
+              <w:rPr>
+                <w:rFonts w:ascii="Palatino Linotype" w:hAnsi="Palatino Linotype" w:cs="Palatino Linotype"/>
+                <w:color w:val="000000"/>
+                <w:sz w:val="20"/>
+              </w:rPr>
+              <w:t xml:space="preserve"> check is exercised by the automated tests.</w:t>
             </w:r>
           </w:p>
         </w:tc>
@@ -36637,7 +36861,23 @@
                 <w:color w:val="000000"/>
                 <w:sz w:val="20"/>
               </w:rPr>
-              <w:t>Empty scope rejected; purpose and scope recorded in the consent object.</w:t>
+              <w:t xml:space="preserve">Empty scope rejected</w:t>
+            </w:r>
+            <w:r>
+              <w:rPr>
+                <w:rFonts w:ascii="Palatino Linotype" w:hAnsi="Palatino Linotype" w:cs="Palatino Linotype"/>
+                <w:color w:val="000000"/>
+                <w:sz w:val="20"/>
+              </w:rPr>
+              <w:t xml:space="preserve">. Purpose and scope</w:t>
+            </w:r>
+            <w:r>
+              <w:rPr>
+                <w:rFonts w:ascii="Palatino Linotype" w:hAnsi="Palatino Linotype" w:cs="Palatino Linotype"/>
+                <w:color w:val="000000"/>
+                <w:sz w:val="20"/>
+              </w:rPr>
+              <w:t xml:space="preserve"> recorded in the consent object.</w:t>
             </w:r>
           </w:p>
         </w:tc>
@@ -36714,7 +36954,23 @@
                 <w:color w:val="000000"/>
                 <w:sz w:val="20"/>
               </w:rPr>
-              <w:t>Step 6: the validity interval T = (ts, te); the expiry time must be later than the start time.</w:t>
+              <w:t xml:space="preserve">Step 6: the validity interval T = (ts, te)</w:t>
+            </w:r>
+            <w:r>
+              <w:rPr>
+                <w:rFonts w:ascii="Palatino Linotype" w:hAnsi="Palatino Linotype" w:cs="Palatino Linotype"/>
+                <w:color w:val="000000"/>
+                <w:sz w:val="20"/>
+              </w:rPr>
+              <w:t xml:space="preserve">. The expiry time</w:t>
+            </w:r>
+            <w:r>
+              <w:rPr>
+                <w:rFonts w:ascii="Palatino Linotype" w:hAnsi="Palatino Linotype" w:cs="Palatino Linotype"/>
+                <w:color w:val="000000"/>
+                <w:sz w:val="20"/>
+              </w:rPr>
+              <w:t xml:space="preserve"> must be later than the start time.</w:t>
             </w:r>
           </w:p>
         </w:tc>
@@ -36750,7 +37006,23 @@
                 <w:color w:val="000000"/>
                 <w:sz w:val="20"/>
               </w:rPr>
-              <w:t>Scenario 1 recorded a validity window ending on 31 December 2026; the prototype refuses an expiry time that is not later than the start time (Section 5.8).</w:t>
+              <w:t xml:space="preserve">Scenario 1 recorded a validity window ending on 31 December 2026</w:t>
+            </w:r>
+            <w:r>
+              <w:rPr>
+                <w:rFonts w:ascii="Palatino Linotype" w:hAnsi="Palatino Linotype" w:cs="Palatino Linotype"/>
+                <w:color w:val="000000"/>
+                <w:sz w:val="20"/>
+              </w:rPr>
+              <w:t xml:space="preserve">. The prototype refuses</w:t>
+            </w:r>
+            <w:r>
+              <w:rPr>
+                <w:rFonts w:ascii="Palatino Linotype" w:hAnsi="Palatino Linotype" w:cs="Palatino Linotype"/>
+                <w:color w:val="000000"/>
+                <w:sz w:val="20"/>
+              </w:rPr>
+              <w:t xml:space="preserve"> an expiry time that is not later than the start time (Section 5.8).</w:t>
             </w:r>
           </w:p>
         </w:tc>
@@ -36786,7 +37058,23 @@
                 <w:color w:val="000000"/>
                 <w:sz w:val="20"/>
               </w:rPr>
-              <w:t>Validity interval recorded; the interval is enforced at every request by VT (Chapter 9).</w:t>
+              <w:t xml:space="preserve">Validity interval recorded</w:t>
+            </w:r>
+            <w:r>
+              <w:rPr>
+                <w:rFonts w:ascii="Palatino Linotype" w:hAnsi="Palatino Linotype" w:cs="Palatino Linotype"/>
+                <w:color w:val="000000"/>
+                <w:sz w:val="20"/>
+              </w:rPr>
+              <w:t xml:space="preserve">. The interval</w:t>
+            </w:r>
+            <w:r>
+              <w:rPr>
+                <w:rFonts w:ascii="Palatino Linotype" w:hAnsi="Palatino Linotype" w:cs="Palatino Linotype"/>
+                <w:color w:val="000000"/>
+                <w:sz w:val="20"/>
+              </w:rPr>
+              <w:t xml:space="preserve"> is enforced at every request by VT (Chapter 9).</w:t>
             </w:r>
           </w:p>
         </w:tc>
@@ -36899,7 +37187,23 @@
                 <w:color w:val="000000"/>
                 <w:sz w:val="20"/>
               </w:rPr>
-              <w:t>Consents f050c29a, 04da25f5 and 18ab9b62 were created in PENDING_SIGNATURE. Test test_consent_persists_across_reload: the stored object, including its state, is unchanged after a reload from disk.</w:t>
+              <w:t xml:space="preserve">Consents f050c29a, 04da25f5 and 18ab9b62 were created in PENDING_SIGNATURE. Test test_consent_persists_across_reload: </w:t>
+            </w:r>
+            <w:r>
+              <w:rPr>
+                <w:rFonts w:ascii="Palatino Linotype" w:hAnsi="Palatino Linotype" w:cs="Palatino Linotype"/>
+                <w:color w:val="000000"/>
+                <w:sz w:val="20"/>
+              </w:rPr>
+              <w:t xml:space="preserve">the stored approval is unchanged</w:t>
+            </w:r>
+            <w:r>
+              <w:rPr>
+                <w:rFonts w:ascii="Palatino Linotype" w:hAnsi="Palatino Linotype" w:cs="Palatino Linotype"/>
+                <w:color w:val="000000"/>
+                <w:sz w:val="20"/>
+              </w:rPr>
+              <w:t xml:space="preserve"> after a reload from disk.</w:t>
             </w:r>
           </w:p>
         </w:tc>
@@ -36935,7 +37239,23 @@
                 <w:color w:val="000000"/>
                 <w:sz w:val="20"/>
               </w:rPr>
-              <w:t>Created in PENDING_SIGNATURE; no access is possible until the state is ACTIVE (Chapter 9).</w:t>
+              <w:t xml:space="preserve">Created in PENDING_SIGNATURE</w:t>
+            </w:r>
+            <w:r>
+              <w:rPr>
+                <w:rFonts w:ascii="Palatino Linotype" w:hAnsi="Palatino Linotype" w:cs="Palatino Linotype"/>
+                <w:color w:val="000000"/>
+                <w:sz w:val="20"/>
+              </w:rPr>
+              <w:t xml:space="preserve">. No access</w:t>
+            </w:r>
+            <w:r>
+              <w:rPr>
+                <w:rFonts w:ascii="Palatino Linotype" w:hAnsi="Palatino Linotype" w:cs="Palatino Linotype"/>
+                <w:color w:val="000000"/>
+                <w:sz w:val="20"/>
+              </w:rPr>
+              <w:t xml:space="preserve"> is possible until the state is ACTIVE (Chapter 9).</w:t>
             </w:r>
           </w:p>
         </w:tc>
@@ -37010,7 +37330,15 @@
                 <w:color w:val="000000"/>
                 <w:sz w:val="20"/>
               </w:rPr>
-              <w:t>Step 11: the CREATE_CONSENT event is written to the audit ledger with the consent identifier, participants and timestamp.</w:t>
+              <w:t xml:space="preserve">Step 11: the CREATE_CONSENT event is written to the audit ledger </w:t>
+            </w:r>
+            <w:r>
+              <w:rPr>
+                <w:rFonts w:ascii="Palatino Linotype" w:hAnsi="Palatino Linotype" w:cs="Palatino Linotype"/>
+                <w:color w:val="000000"/>
+                <w:sz w:val="20"/>
+              </w:rPr>
+              <w:t xml:space="preserve">with the consent identifier and timestamp.</w:t>
             </w:r>
           </w:p>
         </w:tc>
@@ -37080,7 +37408,23 @@
                 <w:color w:val="000000"/>
                 <w:sz w:val="20"/>
               </w:rPr>
-              <w:t>Every creation is logged; a rejected specification stores and logs nothing.</w:t>
+              <w:t xml:space="preserve">Every creation is logged</w:t>
+            </w:r>
+            <w:r>
+              <w:rPr>
+                <w:rFonts w:ascii="Palatino Linotype" w:hAnsi="Palatino Linotype" w:cs="Palatino Linotype"/>
+                <w:color w:val="000000"/>
+                <w:sz w:val="20"/>
+              </w:rPr>
+              <w:t xml:space="preserve">. A rejected</w:t>
+            </w:r>
+            <w:r>
+              <w:rPr>
+                <w:rFonts w:ascii="Palatino Linotype" w:hAnsi="Palatino Linotype" w:cs="Palatino Linotype"/>
+                <w:color w:val="000000"/>
+                <w:sz w:val="20"/>
+              </w:rPr>
+              <w:t xml:space="preserve"> specification stores and logs nothing.</w:t>
             </w:r>
           </w:p>
         </w:tc>
@@ -37949,7 +38293,13 @@
     <w:p>
       <w:pPr/>
       <w:r>
-        <w:t>Each property in Table 5.5 is realised by a component of the architecture and tested in a later chapter. Identity-dependent participation and authority separation are tested in Chapter 6 through the credential checks and the forged-credential attack. Multi-party authorisation integrity is tested in Chapter 7 through the outside-signer, replayed-signature and duplicate-approval attacks. Policy-bounded access is tested in Chapter 8 through the over-scope and empty-scope attacks. Authorisation evidence is checked in every chapter through the audit ledger and in Chapter 10 through the recorded decisions. Separation of interaction and enforcement is the property that the hardening of 1 October 2026 made real: three attacks that the interface already blocked were also accepted by the service functions until the checks were moved into the Controller, as reported in Chapter 10. The architecture therefore does not claim security from MVC itself; it claims it from the placement of every trust-sensitive check inside the Controller, and the tests of the following chapters are the evidence for that claim.</w:t>
+        <w:t xml:space="preserve">Each property in Table 5.5 is realised by a component of the architecture and tested in a later chapter. Identity-dependent participation and authority separation are tested in Chapter 6 through the credential checks and the forged-credential attack. Multi-party authorisation integrity is tested in Chapter 7 through the outside-signer, replayed-signature and duplicate-approval attacks. Policy-bounded access is tested in Chapter 8 through the over-scope and empty-scope attacks. Authorisation evidence is checked in every chapter through the audit ledger and in Chapter 10 through the recorded decisions. Separation of interaction and enforcement is the property that the hardening of 1 October 2026 made real: three attacks that the interface already blocked were also accepted by the service functions until the checks were moved into the Controller, as reported in Chapter 10. The architecture therefore does not claim security from MVC itself</w:t>
+      </w:r>
+      <w:r>
+        <w:t xml:space="preserve">. It claims</w:t>
+      </w:r>
+      <w:r>
+        <w:t xml:space="preserve"> it from the placement of every trust-sensitive check inside the Controller, and the tests of the following chapters are the evidence for that claim.</w:t>
       </w:r>
     </w:p>
     <w:p>
@@ -37964,7 +38314,13 @@
     <w:p>
       <w:pPr/>
       <w:r>
-        <w:t>The use of the consent object for consent creation has several advantages which include completeness, rejection before storage, and evidence. Completeness means that a created consent carries every condition that the later checks need, so no check has to look for its condition outside the object. Rejection before storage means that an invalid specification leaves no record behind, so the store never holds a consent that cannot be evaluated. Evidence means that every creation is written to the audit ledger with its identifier, its participants and its time, so the later decisions can be traced back to the consent they were taken on.</w:t>
+        <w:t xml:space="preserve">The use of the consent object for consent creation has several advantages which include completeness, rejection before storage, and evidence. Completeness means that a created consent carries every condition that the later checks need, so no check has to look for its condition outside the object. Rejection before storage means that an invalid specification leaves no record behind, so the store never holds a consent that cannot be evaluated. Evidence means that every creation is written to the audit ledger </w:t>
+      </w:r>
+      <w:r>
+        <w:t xml:space="preserve">with its identifier and its time</w:t>
+      </w:r>
+      <w:r>
+        <w:t xml:space="preserve">, so the later decisions can be traced back to the consent they were taken on.</w:t>
       </w:r>
     </w:p>
     <w:p>
@@ -37991,7 +38347,13 @@
     <w:p>
       <w:pPr/>
       <w:r>
-        <w:t>In this chapter we also presented the prototype used for validating the solution to research objective 1. This was done using a public synthetic dataset. At the end of the validation process, the results show that valid specifications are created with all six components and that invalid ones are rejected before anything is stored, and the architecture was evaluated against the six security properties it is designed to provide. However, a key finding from the validation was that a consent cannot be changed once it has been created; the users of HALAH will have to create a new consent when its terms change.</w:t>
+        <w:t xml:space="preserve">In this chapter we also presented the prototype used for validating the solution to research objective 1. This was done using a public synthetic dataset. At the end of the validation process, the results show that valid specifications are created with all six components and that invalid ones are rejected before anything is stored, and the architecture was evaluated against the six security properties it is designed to provide. However, a key finding from the validation was that a consent cannot be changed once it has been created</w:t>
+      </w:r>
+      <w:r>
+        <w:t xml:space="preserve">. The users</w:t>
+      </w:r>
+      <w:r>
+        <w:t xml:space="preserve"> of HALAH will have to create a new consent when its terms change.</w:t>
       </w:r>
     </w:p>
     <w:p>

--- a/docs/Yasir_Thesis_Chapters_1-6.docx
+++ b/docs/Yasir_Thesis_Chapters_1-6.docx
@@ -6359,7 +6359,15 @@
                 <w:color w:val="000000"/>
                 <w:sz w:val="20"/>
               </w:rPr>
-              <w:t>Within healthcare consent or authorisation; otherwise exclude</w:t>
+              <w:t xml:space="preserve">Within healthcare consent or authorisation</w:t>
+            </w:r>
+            <w:r>
+              <w:rPr>
+                <w:rFonts w:ascii="Palatino Linotype" w:hAnsi="Palatino Linotype" w:cs="Palatino Linotype"/>
+                <w:color w:val="000000"/>
+                <w:sz w:val="20"/>
+              </w:rPr>
+              <w:t xml:space="preserve">. Otherwise exclude</w:t>
             </w:r>
           </w:p>
         </w:tc>
@@ -6508,7 +6516,15 @@
                 <w:color w:val="000000"/>
                 <w:sz w:val="20"/>
               </w:rPr>
-              <w:t>Relevant to a review question; otherwise exclude</w:t>
+              <w:t xml:space="preserve">Relevant to a review question</w:t>
+            </w:r>
+            <w:r>
+              <w:rPr>
+                <w:rFonts w:ascii="Palatino Linotype" w:hAnsi="Palatino Linotype" w:cs="Palatino Linotype"/>
+                <w:color w:val="000000"/>
+                <w:sz w:val="20"/>
+              </w:rPr>
+              <w:t xml:space="preserve">. Otherwise exclude</w:t>
             </w:r>
           </w:p>
         </w:tc>
@@ -6851,7 +6867,13 @@
     <w:p>
       <w:pPr/>
       <w:r>
-        <w:t>Each question was answered Yes or No, and any study which has at least three Yes answers to the six questions, and meets the eligibility criteria of Step 2, is included in this SLR. These questions decide whether a study enters the review; whether it satisfies the requirements of Section 2.2 is decided separately in Section 2.4. Of the 39 full-text studies, 25 satisfied the criteria, as shown in Table 2.3. Each included study was then coded Yes or No against each of the six requirements, Req 1 to Req 6, with a page reference for every Yes. A study is core if its gap-impact verdict is contradicts, weakens or narrows, or if it provides a multi-party approval mechanism. Of the 25 included studies, S1 to S25, 23 are core studies and 2 are supporting studies (Albalwy, Brass &amp; Davies 2021; Li et al. 2026a).</w:t>
+        <w:t xml:space="preserve">Each question was answered Yes or No, and any study which has at least three Yes answers to the six questions, and meets the eligibility criteria of Step 2, is included in this SLR. These questions decide whether a study enters the review</w:t>
+      </w:r>
+      <w:r>
+        <w:t xml:space="preserve">. Whether it satisfies</w:t>
+      </w:r>
+      <w:r>
+        <w:t xml:space="preserve"> the requirements of Section 2.2 is decided separately in Section 2.4. Of the 39 full-text studies, 25 satisfied the criteria, as shown in Table 2.3. Each included study was then coded Yes or No against each of the six requirements, Req 1 to Req 6, with a page reference for every Yes. A study is core if its gap-impact verdict is contradicts, weakens or narrows, or if it provides a multi-party approval mechanism. Of the 25 included studies, S1 to S25, 23 are core studies and 2 are supporting studies (Albalwy, Brass &amp; Davies 2021; Li et al. 2026a).</w:t>
       </w:r>
     </w:p>
     <w:p>
@@ -27498,6 +27520,8 @@
       </w:pPr>
       <w:r>
         <w:t>•</w:t>
+      </w:r>
+      <w:r>
         <w:tab/>
       </w:r>
       <w:r>
@@ -27508,7 +27532,13 @@
         <w:t>Inability to bind purpose and data scope to the same decision as identity, authority and approval (Req 4):</w:t>
       </w:r>
       <w:r>
-        <w:t xml:space="preserve"> Policy controls on purpose or data scope are enforced by 10 of the 25 studies (Table 2.10), only six of which evaluate purpose-of-use as part of the access decision, and in none of them are they bound to the same decision as identity, authority and multi-party approval; in the reviewed studies, multi-party approval is never conjoined with a purpose condition (Madine et al. 2020; Punia et al. 2025; Tan, Chi &amp; Lam 2024). Without this binding, a valid identity and sufficient approvals can be used to obtain data outside the authorised scope.</w:t>
+        <w:t xml:space="preserve"> Policy controls on purpose or data scope are enforced by 10 of the 25 studies (Table 2.10), only six of which evaluate purpose-of-use as part of the access decision, and in none of them are they bound to the same decision as identity, authority and multi-party approval</w:t>
+      </w:r>
+      <w:r>
+        <w:t xml:space="preserve">. In the reviewed studies</w:t>
+      </w:r>
+      <w:r>
+        <w:t xml:space="preserve">, multi-party approval is never conjoined with a purpose condition (Madine et al. 2020; Punia et al. 2025; Tan, Chi &amp; Lam 2024). Without this binding, a valid identity and sufficient approvals can be used to obtain data outside the authorised scope.</w:t>
       </w:r>
     </w:p>
     <w:p>
@@ -27901,8 +27931,18 @@
       </w:pPr>
       <w:r>
         <w:t>5.</w:t>
+      </w:r>
+      <w:r>
         <w:tab/>
-        <w:t>There is no evaluation of temporal validity, lifecycle state and revocation that is integrated with the complete access decision; where they are evaluated at the time of the request, they stand apart from the identity, authority and approval conditions, and elsewhere they are enforced on a credential or at registration.</w:t>
+      </w:r>
+      <w:r>
+        <w:t xml:space="preserve">There is no evaluation of temporal validity, lifecycle state and revocation that is integrated with the complete access decision</w:t>
+      </w:r>
+      <w:r>
+        <w:t xml:space="preserve">. Where they are evaluated</w:t>
+      </w:r>
+      <w:r>
+        <w:t xml:space="preserve"> at the time of the request, they stand apart from the identity, authority and approval conditions, and elsewhere they are enforced on a credential or at registration.</w:t>
       </w:r>
     </w:p>
     <w:p>
@@ -27915,8 +27955,18 @@
       </w:pPr>
       <w:r>
         <w:t>6.</w:t>
+      </w:r>
+      <w:r>
         <w:tab/>
-        <w:t>There is no formal definition or systematic testing of the complete authorisation decision under valid, invalid and adversarial conditions; any proof covers only a fragment of it.</w:t>
+      </w:r>
+      <w:r>
+        <w:t xml:space="preserve">There is no formal definition or systematic testing of the complete authorisation decision under valid, invalid and adversarial conditions</w:t>
+      </w:r>
+      <w:r>
+        <w:t xml:space="preserve">. Any proof covers</w:t>
+      </w:r>
+      <w:r>
+        <w:t xml:space="preserve"> only a fragment of it.</w:t>
       </w:r>
     </w:p>
     <w:p>
